--- a/docs/AffMoment-TDS-установка-VPS.docx
+++ b/docs/AffMoment-TDS-установка-VPS.docx
@@ -10,7 +10,7 @@
         <w:rPr>
           <w:color w:val="B44A1E"/>
         </w:rPr>
-        <w:t>AffMoment TDS — установка на VPS</w:t>
+        <w:t>AffMoment TDS — установка на сервер (VPS), для новичка</w:t>
       </w:r>
     </w:p>
     <w:p>
@@ -23,7 +23,7 @@
           <w:color w:val="808080"/>
           <w:sz w:val="18"/>
         </w:rPr>
-        <w:t>Актуально на 2026-08-18. Источник для docx (docs/AffMoment-TDS-установка-VPS.docx).</w:t>
+        <w:t>Актуально на 2026-08-18. Источник для docx (docs/md2docx.py). Меняется деплой — обновляем оба.</w:t>
       </w:r>
     </w:p>
     <w:p>
@@ -36,7 +36,7 @@
           <w:color w:val="808080"/>
           <w:sz w:val="18"/>
         </w:rPr>
-        <w:t>При изменении деплой-механики обновлять оба файла.</w:t>
+        <w:t>Всё основано на реальном устройстве проекта (docs/DEPLOYMENT.md, docs/AI-INSTALL.md, .env.example),</w:t>
       </w:r>
     </w:p>
     <w:p>
@@ -49,7 +49,31 @@
           <w:color w:val="808080"/>
           <w:sz w:val="18"/>
         </w:rPr>
-        <w:t>Основано на реальном пайплайне репозитория (docs/DEPLOYMENT.md, docs/AI-INSTALL.md, .env.example).</w:t>
+        <w:t>не выдумано.</w:t>
+      </w:r>
+    </w:p>
+    <w:p>
+      <w:r>
+        <w:t>Эта инструкция для человека, который впервые ставит трекер на сервер. Команды можно копировать</w:t>
+      </w:r>
+    </w:p>
+    <w:p>
+      <w:r>
+        <w:t xml:space="preserve">как есть. После важных шагов написано, </w:t>
+      </w:r>
+      <w:r>
+        <w:rPr>
+          <w:b/>
+        </w:rPr>
+        <w:t>что вы должны увидеть</w:t>
+      </w:r>
+      <w:r>
+        <w:t>, если всё хорошо.</w:t>
+      </w:r>
+    </w:p>
+    <w:p>
+      <w:r>
+        <w:t>---</w:t>
       </w:r>
     </w:p>
     <w:p>
@@ -57,7 +81,7 @@
         <w:pStyle w:val="Heading1"/>
       </w:pPr>
       <w:r>
-        <w:t>Что понадобится</w:t>
+        <w:t>Часть 0. Сначала — короткий словарь</w:t>
       </w:r>
     </w:p>
     <w:p>
@@ -71,7 +95,7 @@
         <w:t>VPS</w:t>
       </w:r>
       <w:r>
-        <w:t xml:space="preserve"> с Linux (Debian/Ubuntu проще всего), root или sudo. Минимум ~2 ГБ RAM, ~10 ГБ диска.</w:t>
+        <w:t xml:space="preserve"> — арендованный сервер в интернете (у хостера). У него есть публичный IP-адрес.</w:t>
       </w:r>
     </w:p>
     <w:p>
@@ -82,10 +106,15 @@
         <w:rPr>
           <w:b/>
         </w:rPr>
-        <w:t>Домен</w:t>
-      </w:r>
-      <w:r>
-        <w:t xml:space="preserve"> (для режима </w:t>
+        <w:t>SSH</w:t>
+      </w:r>
+      <w:r>
+        <w:t xml:space="preserve"> — способ подключиться к серверу из терминала и вводить команды. Обычно</w:t>
+      </w:r>
+    </w:p>
+    <w:p>
+      <w:r>
+        <w:t xml:space="preserve">  </w:t>
       </w:r>
       <w:r>
         <w:rPr>
@@ -93,10 +122,10 @@
           <w:color w:val="6B3A1F"/>
           <w:sz w:val="20"/>
         </w:rPr>
-        <w:t>direct</w:t>
-      </w:r>
-      <w:r>
-        <w:t xml:space="preserve"> обязателен; для Cloudflare — тоже нужен, но за прокси CF).</w:t>
+        <w:t>ssh root@ВАШ_IP</w:t>
+      </w:r>
+      <w:r>
+        <w:t>.</w:t>
       </w:r>
     </w:p>
     <w:p>
@@ -110,7 +139,17 @@
         <w:t>Docker</w:t>
       </w:r>
       <w:r>
-        <w:t xml:space="preserve"> ≥ 24 с плагином Compose v2 (ставится на шаге 2).</w:t>
+        <w:t xml:space="preserve"> — программа, которая запускает приложение в «коробке» (контейнере) со всем нужным</w:t>
+      </w:r>
+    </w:p>
+    <w:p>
+      <w:r>
+        <w:t xml:space="preserve">  внутри. Благодаря ему на сервер НЕ надо ставить PHP, базу, веб-сервер по отдельности — всё уже</w:t>
+      </w:r>
+    </w:p>
+    <w:p>
+      <w:r>
+        <w:t xml:space="preserve">  внутри образа. Docker поставим на шаге 2.</w:t>
       </w:r>
     </w:p>
     <w:p>
@@ -118,30 +157,72 @@
         <w:pStyle w:val="ListBullet"/>
       </w:pPr>
       <w:r>
-        <w:t xml:space="preserve">Опционально: аккаунт </w:t>
-      </w:r>
-      <w:r>
         <w:rPr>
           <w:b/>
         </w:rPr>
-        <w:t>MaxMind</w:t>
-      </w:r>
-      <w:r>
-        <w:t xml:space="preserve"> (бесплатный GeoLite2) для гео-таргетинга; </w:t>
-      </w:r>
+        <w:t>Домен</w:t>
+      </w:r>
+      <w:r>
+        <w:t xml:space="preserve"> — например </w:t>
+      </w:r>
+      <w:r>
+        <w:rPr>
+          <w:rFonts w:ascii="Consolas" w:hAnsi="Consolas"/>
+          <w:color w:val="6B3A1F"/>
+          <w:sz w:val="20"/>
+        </w:rPr>
+        <w:t>track.mysite.com</w:t>
+      </w:r>
+      <w:r>
+        <w:t>. Нужен, чтобы к трекеру обращаться по имени, а не по IP,</w:t>
+      </w:r>
+    </w:p>
+    <w:p>
+      <w:r>
+        <w:t xml:space="preserve">  и чтобы работал HTTPS (замок в браузере).</w:t>
+      </w:r>
+    </w:p>
+    <w:p>
+      <w:pPr>
+        <w:pStyle w:val="ListBullet"/>
+      </w:pPr>
       <w:r>
         <w:rPr>
           <w:b/>
         </w:rPr>
-        <w:t>Telegram-бот</w:t>
-      </w:r>
-      <w:r>
-        <w:t xml:space="preserve"> для уведомлений.</w:t>
+        <w:t>Веб-сервер</w:t>
+      </w:r>
+      <w:r>
+        <w:t xml:space="preserve"> — программа, которая принимает запросы из интернета. **Важно: в этом трекере это</w:t>
       </w:r>
     </w:p>
     <w:p>
       <w:r>
-        <w:t>Важно: на хосте НЕ нужны PHP, Composer, Node/Bun — всё собирается внутри Docker-образа. Ничего лишнего не ставить.</w:t>
+        <w:t xml:space="preserve">  НЕ nginx, а Caddy** (он встроен внутрь приложения, отдельно ставить не нужно). Caddy сам получает</w:t>
+      </w:r>
+    </w:p>
+    <w:p>
+      <w:r>
+        <w:t xml:space="preserve">  и продлевает SSL-сертификат. Если вы привыкли к nginx — здесь его нет и не требуется.</w:t>
+      </w:r>
+    </w:p>
+    <w:p>
+      <w:pPr>
+        <w:pStyle w:val="ListBullet"/>
+      </w:pPr>
+      <w:r>
+        <w:rPr>
+          <w:b/>
+        </w:rPr>
+        <w:t>`.env`</w:t>
+      </w:r>
+      <w:r>
+        <w:t xml:space="preserve"> — текстовый файл с настройками (пароли, домен, режим). Главный файл, который вы правите.</w:t>
+      </w:r>
+    </w:p>
+    <w:p>
+      <w:r>
+        <w:t>---</w:t>
       </w:r>
     </w:p>
     <w:p>
@@ -149,7 +230,103 @@
         <w:pStyle w:val="Heading1"/>
       </w:pPr>
       <w:r>
-        <w:t>Выбор режима деплоя (параметр DEPLOY_MODE)</w:t>
+        <w:t>Часть 1. Что понадобится (проверьте заранее)</w:t>
+      </w:r>
+    </w:p>
+    <w:p>
+      <w:pPr>
+        <w:pStyle w:val="ListBullet"/>
+      </w:pPr>
+      <w:r>
+        <w:rPr>
+          <w:b/>
+        </w:rPr>
+        <w:t>VPS на Linux</w:t>
+      </w:r>
+      <w:r>
+        <w:t xml:space="preserve"> (проще всего Ubuntu или Debian), доступ root или sudo.</w:t>
+      </w:r>
+    </w:p>
+    <w:p>
+      <w:r>
+        <w:t xml:space="preserve">  Минимум ~2 ГБ оперативной памяти, ~10 ГБ свободного диска.</w:t>
+      </w:r>
+    </w:p>
+    <w:p>
+      <w:pPr>
+        <w:pStyle w:val="ListBullet"/>
+      </w:pPr>
+      <w:r>
+        <w:rPr>
+          <w:b/>
+        </w:rPr>
+        <w:t>Домен</w:t>
+      </w:r>
+      <w:r>
+        <w:t>, направленный на IP вашего сервера (как это сделать — шаг 3).</w:t>
+      </w:r>
+    </w:p>
+    <w:p>
+      <w:pPr>
+        <w:pStyle w:val="ListBullet"/>
+      </w:pPr>
+      <w:r>
+        <w:t xml:space="preserve">Опционально: аккаунт </w:t>
+      </w:r>
+      <w:r>
+        <w:rPr>
+          <w:b/>
+        </w:rPr>
+        <w:t>MaxMind</w:t>
+      </w:r>
+      <w:r>
+        <w:t xml:space="preserve"> (бесплатный, для определения страны/города по IP) и</w:t>
+      </w:r>
+    </w:p>
+    <w:p>
+      <w:r>
+        <w:t xml:space="preserve">  </w:t>
+      </w:r>
+      <w:r>
+        <w:rPr>
+          <w:b/>
+        </w:rPr>
+        <w:t>Telegram-бот</w:t>
+      </w:r>
+      <w:r>
+        <w:t xml:space="preserve"> (для уведомлений). Без них трекер работает, просто без гео и без уведомлений.</w:t>
+      </w:r>
+    </w:p>
+    <w:p>
+      <w:r>
+        <w:t xml:space="preserve">Ставить PHP, Composer, Node вручную </w:t>
+      </w:r>
+      <w:r>
+        <w:rPr>
+          <w:b/>
+        </w:rPr>
+        <w:t>не нужно</w:t>
+      </w:r>
+      <w:r>
+        <w:t xml:space="preserve"> — всё собирается внутри Docker.</w:t>
+      </w:r>
+    </w:p>
+    <w:p>
+      <w:r>
+        <w:t>---</w:t>
+      </w:r>
+    </w:p>
+    <w:p>
+      <w:pPr>
+        <w:pStyle w:val="Heading1"/>
+      </w:pPr>
+      <w:r>
+        <w:t>Часть 2. Выбор режима работы (один параметр — DEPLOY_MODE)</w:t>
+      </w:r>
+    </w:p>
+    <w:p>
+      <w:r>
+        <w:t>У трекера три способа «смотреть в интернет». Выберите свой — от этого зависят пара настроек.</w:t>
       </w:r>
     </w:p>
     <w:tbl>
@@ -160,15 +337,14 @@
         <w:tblLook w:firstColumn="1" w:firstRow="1" w:lastColumn="0" w:lastRow="0" w:noHBand="0" w:noVBand="1" w:val="04A0"/>
       </w:tblPr>
       <w:tblGrid>
-        <w:gridCol w:w="2160"/>
-        <w:gridCol w:w="2160"/>
-        <w:gridCol w:w="2160"/>
-        <w:gridCol w:w="2160"/>
+        <w:gridCol w:w="2880"/>
+        <w:gridCol w:w="2880"/>
+        <w:gridCol w:w="2880"/>
       </w:tblGrid>
       <w:tr>
         <w:tc>
           <w:tcPr>
-            <w:tcW w:type="dxa" w:w="2160"/>
+            <w:tcW w:type="dxa" w:w="2880"/>
           </w:tcPr>
           <w:p>
             <w:r>
@@ -186,7 +362,7 @@
         </w:tc>
         <w:tc>
           <w:tcPr>
-            <w:tcW w:type="dxa" w:w="2160"/>
+            <w:tcW w:type="dxa" w:w="2880"/>
           </w:tcPr>
           <w:p>
             <w:r>
@@ -198,13 +374,13 @@
               <w:rPr>
                 <w:b/>
               </w:rPr>
-              <w:t>Когда использовать</w:t>
+              <w:t>Когда выбирать</w:t>
             </w:r>
           </w:p>
         </w:tc>
         <w:tc>
           <w:tcPr>
-            <w:tcW w:type="dxa" w:w="2160"/>
+            <w:tcW w:type="dxa" w:w="2880"/>
           </w:tcPr>
           <w:p>
             <w:r>
@@ -216,25 +392,7 @@
               <w:rPr>
                 <w:b/>
               </w:rPr>
-              <w:t>TLS</w:t>
-            </w:r>
-          </w:p>
-        </w:tc>
-        <w:tc>
-          <w:tcPr>
-            <w:tcW w:type="dxa" w:w="2160"/>
-          </w:tcPr>
-          <w:p>
-            <w:r>
-              <w:rPr>
-                <w:b/>
-              </w:rPr>
-            </w:r>
-            <w:r>
-              <w:rPr>
-                <w:b/>
-              </w:rPr>
-              <w:t>Порты</w:t>
+              <w:t>Кто делает HTTPS</w:t>
             </w:r>
           </w:p>
         </w:tc>
@@ -242,7 +400,7 @@
       <w:tr>
         <w:tc>
           <w:tcPr>
-            <w:tcW w:type="dxa" w:w="2160"/>
+            <w:tcW w:type="dxa" w:w="2880"/>
           </w:tcPr>
           <w:p>
             <w:r>
@@ -261,7 +419,7 @@
         </w:tc>
         <w:tc>
           <w:tcPr>
-            <w:tcW w:type="dxa" w:w="2160"/>
+            <w:tcW w:type="dxa" w:w="2880"/>
           </w:tcPr>
           <w:p>
             <w:r>
@@ -273,20 +431,20 @@
               <w:rPr>
                 <w:sz w:val="18"/>
               </w:rPr>
-              <w:t xml:space="preserve">Обычный VPS без Cloudflare. </w:t>
+              <w:t xml:space="preserve">Обычный сервер, домен смотрит прямо на него. </w:t>
             </w:r>
             <w:r>
               <w:rPr>
                 <w:b/>
                 <w:sz w:val="18"/>
               </w:rPr>
-              <w:t>Выбор по умолчанию.</w:t>
+              <w:t>Это выбор по умолчанию для новичка.</w:t>
             </w:r>
           </w:p>
         </w:tc>
         <w:tc>
           <w:tcPr>
-            <w:tcW w:type="dxa" w:w="2160"/>
+            <w:tcW w:type="dxa" w:w="2880"/>
           </w:tcPr>
           <w:p>
             <w:r>
@@ -298,25 +456,7 @@
               <w:rPr>
                 <w:sz w:val="18"/>
               </w:rPr>
-              <w:t>Caddy сам берёт сертификат Let's Encrypt</w:t>
-            </w:r>
-          </w:p>
-        </w:tc>
-        <w:tc>
-          <w:tcPr>
-            <w:tcW w:type="dxa" w:w="2160"/>
-          </w:tcPr>
-          <w:p>
-            <w:r>
-              <w:rPr>
-                <w:sz w:val="18"/>
-              </w:rPr>
-            </w:r>
-            <w:r>
-              <w:rPr>
-                <w:sz w:val="18"/>
-              </w:rPr>
-              <w:t>80 и 443 наружу</w:t>
+              <w:t>Caddy сам, бесплатно (Let's Encrypt)</w:t>
             </w:r>
           </w:p>
         </w:tc>
@@ -324,7 +464,7 @@
       <w:tr>
         <w:tc>
           <w:tcPr>
-            <w:tcW w:type="dxa" w:w="2160"/>
+            <w:tcW w:type="dxa" w:w="2880"/>
           </w:tcPr>
           <w:p>
             <w:r>
@@ -343,7 +483,7 @@
         </w:tc>
         <w:tc>
           <w:tcPr>
-            <w:tcW w:type="dxa" w:w="2160"/>
+            <w:tcW w:type="dxa" w:w="2880"/>
           </w:tcPr>
           <w:p>
             <w:r>
@@ -355,13 +495,13 @@
               <w:rPr>
                 <w:sz w:val="18"/>
               </w:rPr>
-              <w:t>Домен проксируется через Cloudflare, между CF и сервером — HTTP</w:t>
+              <w:t>Домен спрятан за Cloudflare, между Cloudflare и сервером — обычный HTTP</w:t>
             </w:r>
           </w:p>
         </w:tc>
         <w:tc>
           <w:tcPr>
-            <w:tcW w:type="dxa" w:w="2160"/>
+            <w:tcW w:type="dxa" w:w="2880"/>
           </w:tcPr>
           <w:p>
             <w:r>
@@ -373,25 +513,7 @@
               <w:rPr>
                 <w:sz w:val="18"/>
               </w:rPr>
-              <w:t>TLS терминирует Cloudflare</w:t>
-            </w:r>
-          </w:p>
-        </w:tc>
-        <w:tc>
-          <w:tcPr>
-            <w:tcW w:type="dxa" w:w="2160"/>
-          </w:tcPr>
-          <w:p>
-            <w:r>
-              <w:rPr>
-                <w:sz w:val="18"/>
-              </w:rPr>
-            </w:r>
-            <w:r>
-              <w:rPr>
-                <w:sz w:val="18"/>
-              </w:rPr>
-              <w:t>80</w:t>
+              <w:t>Cloudflare</w:t>
             </w:r>
           </w:p>
         </w:tc>
@@ -399,7 +521,7 @@
       <w:tr>
         <w:tc>
           <w:tcPr>
-            <w:tcW w:type="dxa" w:w="2160"/>
+            <w:tcW w:type="dxa" w:w="2880"/>
           </w:tcPr>
           <w:p>
             <w:r>
@@ -418,7 +540,7 @@
         </w:tc>
         <w:tc>
           <w:tcPr>
-            <w:tcW w:type="dxa" w:w="2160"/>
+            <w:tcW w:type="dxa" w:w="2880"/>
           </w:tcPr>
           <w:p>
             <w:r>
@@ -430,13 +552,13 @@
               <w:rPr>
                 <w:sz w:val="18"/>
               </w:rPr>
-              <w:t>Через Cloudflare + на сервере HTTPS с Origin-сертификатом CF</w:t>
+              <w:t>Домен за Cloudflare И на сервере тоже HTTPS (сертификат от Cloudflare)</w:t>
             </w:r>
           </w:p>
         </w:tc>
         <w:tc>
           <w:tcPr>
-            <w:tcW w:type="dxa" w:w="2160"/>
+            <w:tcW w:type="dxa" w:w="2880"/>
           </w:tcPr>
           <w:p>
             <w:r>
@@ -448,99 +570,7 @@
               <w:rPr>
                 <w:sz w:val="18"/>
               </w:rPr>
-              <w:t>Origin Cert CF на Caddy</w:t>
-            </w:r>
-          </w:p>
-        </w:tc>
-        <w:tc>
-          <w:tcPr>
-            <w:tcW w:type="dxa" w:w="2160"/>
-          </w:tcPr>
-          <w:p>
-            <w:r>
-              <w:rPr>
-                <w:sz w:val="18"/>
-              </w:rPr>
-            </w:r>
-            <w:r>
-              <w:rPr>
-                <w:sz w:val="18"/>
-              </w:rPr>
-              <w:t>443</w:t>
-            </w:r>
-          </w:p>
-        </w:tc>
-      </w:tr>
-      <w:tr>
-        <w:tc>
-          <w:tcPr>
-            <w:tcW w:type="dxa" w:w="2160"/>
-          </w:tcPr>
-          <w:p>
-            <w:r>
-              <w:rPr>
-                <w:sz w:val="18"/>
-              </w:rPr>
-            </w:r>
-            <w:r>
-              <w:rPr>
-                <w:sz w:val="18"/>
-              </w:rPr>
-              <w:t>dev</w:t>
-            </w:r>
-          </w:p>
-        </w:tc>
-        <w:tc>
-          <w:tcPr>
-            <w:tcW w:type="dxa" w:w="2160"/>
-          </w:tcPr>
-          <w:p>
-            <w:r>
-              <w:rPr>
-                <w:sz w:val="18"/>
-              </w:rPr>
-            </w:r>
-            <w:r>
-              <w:rPr>
-                <w:sz w:val="18"/>
-              </w:rPr>
-              <w:t>Только локальная машина, портов наружу НЕ публикует. На сервере не использовать.</w:t>
-            </w:r>
-          </w:p>
-        </w:tc>
-        <w:tc>
-          <w:tcPr>
-            <w:tcW w:type="dxa" w:w="2160"/>
-          </w:tcPr>
-          <w:p>
-            <w:r>
-              <w:rPr>
-                <w:sz w:val="18"/>
-              </w:rPr>
-            </w:r>
-            <w:r>
-              <w:rPr>
-                <w:sz w:val="18"/>
-              </w:rPr>
-              <w:t>—</w:t>
-            </w:r>
-          </w:p>
-        </w:tc>
-        <w:tc>
-          <w:tcPr>
-            <w:tcW w:type="dxa" w:w="2160"/>
-          </w:tcPr>
-          <w:p>
-            <w:r>
-              <w:rPr>
-                <w:sz w:val="18"/>
-              </w:rPr>
-            </w:r>
-            <w:r>
-              <w:rPr>
-                <w:sz w:val="18"/>
-              </w:rPr>
-              <w:t>—</w:t>
+              <w:t>Cloudflare + сертификат на сервере</w:t>
             </w:r>
           </w:p>
         </w:tc>
@@ -549,7 +579,7 @@
     <w:p/>
     <w:p>
       <w:r>
-        <w:t xml:space="preserve">Дальше инструкция идёт по режиму </w:t>
+        <w:t xml:space="preserve">Дальше вся инструкция идёт по режиму </w:t>
       </w:r>
       <w:r>
         <w:rPr>
@@ -558,7 +588,17 @@
         <w:t>direct</w:t>
       </w:r>
       <w:r>
-        <w:t xml:space="preserve"> (для plain VPS); отличия для Cloudflare отмечены отдельно.</w:t>
+        <w:t xml:space="preserve"> (самый простой). Где для Cloudflare что-то иначе —</w:t>
+      </w:r>
+    </w:p>
+    <w:p>
+      <w:r>
+        <w:t>отдельно помечено.</w:t>
+      </w:r>
+    </w:p>
+    <w:p>
+      <w:r>
+        <w:t>---</w:t>
       </w:r>
     </w:p>
     <w:p>
@@ -566,7 +606,71 @@
         <w:pStyle w:val="Heading1"/>
       </w:pPr>
       <w:r>
-        <w:t>Шаг 1. DNS и порты</w:t>
+        <w:t>Часть 3. Домен и проверка портов</w:t>
+      </w:r>
+    </w:p>
+    <w:p>
+      <w:r>
+        <w:rPr>
+          <w:b/>
+        </w:rPr>
+        <w:t>Направьте домен на сервер.</w:t>
+      </w:r>
+      <w:r>
+        <w:t xml:space="preserve"> В панели, где куплен домен (или в DNS-хостинге), создайте запись</w:t>
+      </w:r>
+    </w:p>
+    <w:p>
+      <w:r>
+        <w:t xml:space="preserve">типа </w:t>
+      </w:r>
+      <w:r>
+        <w:rPr>
+          <w:b/>
+        </w:rPr>
+        <w:t>A</w:t>
+      </w:r>
+      <w:r>
+        <w:t>: имя вашего домена → публичный IP сервера. Если используете Cloudflare — включите</w:t>
+      </w:r>
+    </w:p>
+    <w:p>
+      <w:r>
+        <w:t>оранжевое облачко (проксирование).</w:t>
+      </w:r>
+    </w:p>
+    <w:p>
+      <w:r>
+        <w:t>Проверка (может занять от минут до пары часов, пока DNS обновится): выполните на своём компьютере</w:t>
+      </w:r>
+    </w:p>
+    <w:p>
+      <w:r>
+        <w:rPr>
+          <w:rFonts w:ascii="Consolas" w:hAnsi="Consolas"/>
+          <w:color w:val="6B3A1F"/>
+          <w:sz w:val="20"/>
+        </w:rPr>
+        <w:t>ping track.mysite.com</w:t>
+      </w:r>
+      <w:r>
+        <w:t xml:space="preserve"> — должен отвечать IP вашего сервера.</w:t>
+      </w:r>
+    </w:p>
+    <w:p>
+      <w:r>
+        <w:rPr>
+          <w:b/>
+        </w:rPr>
+        <w:t>Проверьте, что порты 80 и 443 свободны на сервере</w:t>
+      </w:r>
+      <w:r>
+        <w:t xml:space="preserve"> (их занимает веб-сервер; если там уже что-то</w:t>
+      </w:r>
+    </w:p>
+    <w:p>
+      <w:r>
+        <w:t>висит — будет конфликт). На сервере:</w:t>
       </w:r>
     </w:p>
     <w:p>
@@ -575,12 +679,141 @@
       </w:pPr>
       <w:r>
         <w:rPr>
+          <w:rFonts w:ascii="Consolas" w:hAnsi="Consolas"/>
+          <w:sz w:val="18"/>
+        </w:rPr>
+        <w:t>ss -lntp | grep -E ':(80|443)\s' || echo "ПОРТЫ СВОБОДНЫ"</w:t>
+      </w:r>
+    </w:p>
+    <w:p>
+      <w:r>
+        <w:t xml:space="preserve">Должно напечатать </w:t>
+      </w:r>
+      <w:r>
+        <w:rPr>
           <w:b/>
         </w:rPr>
-        <w:t xml:space="preserve">1. </w:t>
-      </w:r>
-      <w:r>
-        <w:t xml:space="preserve">A-запись домена → публичный IP вашего VPS (для </w:t>
+        <w:t>`ПОРТЫ СВОБОДНЫ`</w:t>
+      </w:r>
+      <w:r>
+        <w:t>. Если вместо этого показало какие-то строки — значит порт</w:t>
+      </w:r>
+    </w:p>
+    <w:p>
+      <w:r>
+        <w:t>занят (например уже стоит nginx/apache). Разберитесь с этим до продолжения — это самая частая</w:t>
+      </w:r>
+    </w:p>
+    <w:p>
+      <w:r>
+        <w:t>причина «наполовину рабочей» установки.</w:t>
+      </w:r>
+    </w:p>
+    <w:p>
+      <w:r>
+        <w:t>---</w:t>
+      </w:r>
+    </w:p>
+    <w:p>
+      <w:pPr>
+        <w:pStyle w:val="Heading1"/>
+      </w:pPr>
+      <w:r>
+        <w:t>Часть 4. Установить Docker</w:t>
+      </w:r>
+    </w:p>
+    <w:p>
+      <w:r>
+        <w:t>Скопируйте команды по одной (для Ubuntu):</w:t>
+      </w:r>
+    </w:p>
+    <w:p>
+      <w:pPr>
+        <w:ind w:left="283"/>
+      </w:pPr>
+      <w:r>
+        <w:rPr>
+          <w:rFonts w:ascii="Consolas" w:hAnsi="Consolas"/>
+          <w:sz w:val="18"/>
+        </w:rPr>
+        <w:t>apt-get update</w:t>
+      </w:r>
+    </w:p>
+    <w:p>
+      <w:pPr>
+        <w:ind w:left="283"/>
+      </w:pPr>
+      <w:r>
+        <w:rPr>
+          <w:rFonts w:ascii="Consolas" w:hAnsi="Consolas"/>
+          <w:sz w:val="18"/>
+        </w:rPr>
+        <w:t>apt-get install -y ca-certificates curl gnupg</w:t>
+      </w:r>
+    </w:p>
+    <w:p>
+      <w:pPr>
+        <w:ind w:left="283"/>
+      </w:pPr>
+      <w:r>
+        <w:rPr>
+          <w:rFonts w:ascii="Consolas" w:hAnsi="Consolas"/>
+          <w:sz w:val="18"/>
+        </w:rPr>
+        <w:t>install -m 0755 -d /etc/apt/keyrings</w:t>
+      </w:r>
+    </w:p>
+    <w:p>
+      <w:pPr>
+        <w:ind w:left="283"/>
+      </w:pPr>
+      <w:r>
+        <w:rPr>
+          <w:rFonts w:ascii="Consolas" w:hAnsi="Consolas"/>
+          <w:sz w:val="18"/>
+        </w:rPr>
+        <w:t>curl -fsSL https://download.docker.com/linux/ubuntu/gpg | gpg --dearmor -o /etc/apt/keyrings/docker.gpg</w:t>
+      </w:r>
+    </w:p>
+    <w:p>
+      <w:pPr>
+        <w:ind w:left="283"/>
+      </w:pPr>
+      <w:r>
+        <w:rPr>
+          <w:rFonts w:ascii="Consolas" w:hAnsi="Consolas"/>
+          <w:sz w:val="18"/>
+        </w:rPr>
+        <w:t>echo "deb [arch=$(dpkg --print-architecture) signed-by=/etc/apt/keyrings/docker.gpg] https://download.docker.com/linux/ubuntu $(. /etc/os-release &amp;&amp; echo $VERSION_CODENAME) stable" &gt; /etc/apt/sources.list.d/docker.list</w:t>
+      </w:r>
+    </w:p>
+    <w:p>
+      <w:pPr>
+        <w:ind w:left="283"/>
+      </w:pPr>
+      <w:r>
+        <w:rPr>
+          <w:rFonts w:ascii="Consolas" w:hAnsi="Consolas"/>
+          <w:sz w:val="18"/>
+        </w:rPr>
+        <w:t>apt-get update</w:t>
+      </w:r>
+    </w:p>
+    <w:p>
+      <w:pPr>
+        <w:ind w:left="283"/>
+      </w:pPr>
+      <w:r>
+        <w:rPr>
+          <w:rFonts w:ascii="Consolas" w:hAnsi="Consolas"/>
+          <w:sz w:val="18"/>
+        </w:rPr>
+        <w:t>apt-get install -y docker-ce docker-ce-cli containerd.io docker-compose-plugin</w:t>
+      </w:r>
+    </w:p>
+    <w:p>
+      <w:r>
+        <w:t xml:space="preserve">(Если у вас Debian, а не Ubuntu — замените слово </w:t>
       </w:r>
       <w:r>
         <w:rPr>
@@ -588,141 +821,10 @@
           <w:color w:val="6B3A1F"/>
           <w:sz w:val="20"/>
         </w:rPr>
-        <w:t>cf_*</w:t>
-      </w:r>
-      <w:r>
-        <w:t xml:space="preserve"> — включить оранжевое облако проксирования).</w:t>
-      </w:r>
-    </w:p>
-    <w:p>
-      <w:pPr>
-        <w:ind w:left="283"/>
-      </w:pPr>
-      <w:r>
-        <w:rPr>
-          <w:b/>
-        </w:rPr>
-        <w:t xml:space="preserve">2. </w:t>
-      </w:r>
-      <w:r>
-        <w:t>Проверить, что порты 80/443 свободны:</w:t>
-      </w:r>
-    </w:p>
-    <w:p>
-      <w:r>
-        <w:t xml:space="preserve">   ```</w:t>
-      </w:r>
-    </w:p>
-    <w:p>
-      <w:r>
-        <w:t xml:space="preserve">   ss -lntp | grep -E ':(80|443)\s' || echo "ПОРТЫ СВОБОДНЫ"</w:t>
-      </w:r>
-    </w:p>
-    <w:p>
-      <w:r>
-        <w:t xml:space="preserve">   ```</w:t>
-      </w:r>
-    </w:p>
-    <w:p>
-      <w:r>
-        <w:t xml:space="preserve">   Если что-то уже слушает 80/443 — это главная причина «наполовину рабочей» установки. Разобраться до продолжения.</w:t>
-      </w:r>
-    </w:p>
-    <w:p>
-      <w:pPr>
-        <w:pStyle w:val="Heading1"/>
-      </w:pPr>
-      <w:r>
-        <w:t>Шаг 2. Установить Docker</w:t>
-      </w:r>
-    </w:p>
-    <w:p>
-      <w:pPr>
-        <w:ind w:left="283"/>
-      </w:pPr>
-      <w:r>
-        <w:rPr>
-          <w:rFonts w:ascii="Consolas" w:hAnsi="Consolas"/>
-          <w:sz w:val="18"/>
-        </w:rPr>
-        <w:t>apt-get update</w:t>
-      </w:r>
-    </w:p>
-    <w:p>
-      <w:pPr>
-        <w:ind w:left="283"/>
-      </w:pPr>
-      <w:r>
-        <w:rPr>
-          <w:rFonts w:ascii="Consolas" w:hAnsi="Consolas"/>
-          <w:sz w:val="18"/>
-        </w:rPr>
-        <w:t>apt-get install -y ca-certificates curl gnupg</w:t>
-      </w:r>
-    </w:p>
-    <w:p>
-      <w:pPr>
-        <w:ind w:left="283"/>
-      </w:pPr>
-      <w:r>
-        <w:rPr>
-          <w:rFonts w:ascii="Consolas" w:hAnsi="Consolas"/>
-          <w:sz w:val="18"/>
-        </w:rPr>
-        <w:t>install -m 0755 -d /etc/apt/keyrings</w:t>
-      </w:r>
-    </w:p>
-    <w:p>
-      <w:pPr>
-        <w:ind w:left="283"/>
-      </w:pPr>
-      <w:r>
-        <w:rPr>
-          <w:rFonts w:ascii="Consolas" w:hAnsi="Consolas"/>
-          <w:sz w:val="18"/>
-        </w:rPr>
-        <w:t>curl -fsSL https://download.docker.com/linux/debian/gpg | gpg --dearmor -o /etc/apt/keyrings/docker.gpg</w:t>
-      </w:r>
-    </w:p>
-    <w:p>
-      <w:pPr>
-        <w:ind w:left="283"/>
-      </w:pPr>
-      <w:r>
-        <w:rPr>
-          <w:rFonts w:ascii="Consolas" w:hAnsi="Consolas"/>
-          <w:sz w:val="18"/>
-        </w:rPr>
-        <w:t>echo "deb [arch=$(dpkg --print-architecture) signed-by=/etc/apt/keyrings/docker.gpg] https://download.docker.com/linux/debian $(. /etc/os-release &amp;&amp; echo $VERSION_CODENAME) stable" &gt; /etc/apt/sources.list.d/docker.list</w:t>
-      </w:r>
-    </w:p>
-    <w:p>
-      <w:pPr>
-        <w:ind w:left="283"/>
-      </w:pPr>
-      <w:r>
-        <w:rPr>
-          <w:rFonts w:ascii="Consolas" w:hAnsi="Consolas"/>
-          <w:sz w:val="18"/>
-        </w:rPr>
-        <w:t>apt-get update</w:t>
-      </w:r>
-    </w:p>
-    <w:p>
-      <w:pPr>
-        <w:ind w:left="283"/>
-      </w:pPr>
-      <w:r>
-        <w:rPr>
-          <w:rFonts w:ascii="Consolas" w:hAnsi="Consolas"/>
-          <w:sz w:val="18"/>
-        </w:rPr>
-        <w:t>apt-get install -y docker-ce docker-ce-cli containerd.io docker-compose-plugin</w:t>
-      </w:r>
-    </w:p>
-    <w:p>
-      <w:r>
-        <w:t xml:space="preserve">(Для Ubuntu заменить </w:t>
+        <w:t>ubuntu</w:t>
+      </w:r>
+      <w:r>
+        <w:t xml:space="preserve"> на </w:t>
       </w:r>
       <w:r>
         <w:rPr>
@@ -733,40 +835,49 @@
         <w:t>debian</w:t>
       </w:r>
       <w:r>
-        <w:t xml:space="preserve"> на </w:t>
-      </w:r>
+        <w:t xml:space="preserve"> в двух местах выше.)</w:t>
+      </w:r>
+    </w:p>
+    <w:p>
+      <w:r>
+        <w:rPr>
+          <w:b/>
+        </w:rPr>
+        <w:t>Проверка — что должно получиться:</w:t>
+      </w:r>
+    </w:p>
+    <w:p>
+      <w:pPr>
+        <w:ind w:left="283"/>
+      </w:pPr>
       <w:r>
         <w:rPr>
           <w:rFonts w:ascii="Consolas" w:hAnsi="Consolas"/>
-          <w:color w:val="6B3A1F"/>
-          <w:sz w:val="20"/>
+          <w:sz w:val="18"/>
         </w:rPr>
-        <w:t>ubuntu</w:t>
-      </w:r>
-      <w:r>
-        <w:t xml:space="preserve"> в двух местах.) Проверка: </w:t>
-      </w:r>
+        <w:t>docker --version           # покажет версию, например Docker version 27.x</w:t>
+      </w:r>
+    </w:p>
+    <w:p>
+      <w:pPr>
+        <w:ind w:left="283"/>
+      </w:pPr>
       <w:r>
         <w:rPr>
           <w:rFonts w:ascii="Consolas" w:hAnsi="Consolas"/>
-          <w:color w:val="6B3A1F"/>
-          <w:sz w:val="20"/>
+          <w:sz w:val="18"/>
         </w:rPr>
-        <w:t>docker --version</w:t>
-      </w:r>
-      <w:r>
-        <w:t xml:space="preserve"> и </w:t>
-      </w:r>
-      <w:r>
-        <w:rPr>
-          <w:rFonts w:ascii="Consolas" w:hAnsi="Consolas"/>
-          <w:color w:val="6B3A1F"/>
-          <w:sz w:val="20"/>
-        </w:rPr>
-        <w:t>docker compose version</w:t>
-      </w:r>
-      <w:r>
-        <w:t>.</w:t>
+        <w:t>docker compose version     # покажет версию Compose, например v2.x</w:t>
+      </w:r>
+    </w:p>
+    <w:p>
+      <w:r>
+        <w:t>Если обе команды печатают версии — Docker готов.</w:t>
+      </w:r>
+    </w:p>
+    <w:p>
+      <w:r>
+        <w:t>---</w:t>
       </w:r>
     </w:p>
     <w:p>
@@ -774,7 +885,17 @@
         <w:pStyle w:val="Heading1"/>
       </w:pPr>
       <w:r>
-        <w:t>Шаг 3. Файрвол (не заблокируйте себе SSH)</w:t>
+        <w:t>Часть 5. Файрвол — не заблокируйте себе доступ</w:t>
+      </w:r>
+    </w:p>
+    <w:p>
+      <w:r>
+        <w:t>Файрвол закрывает лишние двери сервера. **Критично: сначала разрешите SSH (порт 22), потом</w:t>
+      </w:r>
+    </w:p>
+    <w:p>
+      <w:r>
+        <w:t>включайте файрвол** — иначе отрежете себе вход на сервер.</w:t>
       </w:r>
     </w:p>
     <w:p>
@@ -786,7 +907,7 @@
           <w:rFonts w:ascii="Consolas" w:hAnsi="Consolas"/>
           <w:sz w:val="18"/>
         </w:rPr>
-        <w:t>ufw allow 22/tcp        # СНАЧАЛА SSH — иначе закроете себе доступ навсегда</w:t>
+        <w:t>ufw allow 22/tcp        # СНАЧАЛА SSH — иначе потеряете доступ к серверу</w:t>
       </w:r>
     </w:p>
     <w:p>
@@ -827,29 +948,12 @@
     </w:p>
     <w:p>
       <w:r>
-        <w:t xml:space="preserve">Для </w:t>
-      </w:r>
-      <w:r>
-        <w:rPr>
-          <w:rFonts w:ascii="Consolas" w:hAnsi="Consolas"/>
-          <w:color w:val="6B3A1F"/>
-          <w:sz w:val="20"/>
-        </w:rPr>
-        <w:t>cf_*</w:t>
-      </w:r>
-      <w:r>
-        <w:t xml:space="preserve"> режимов вместо открытого 80/443 всему миру рекомендуется разрешить эти порты только с IP-диапазонов Cloudflare (чтобы никто не обошёл CF, обратившись напрямую к origin-IP) — см. пример с циклом по </w:t>
-      </w:r>
-      <w:r>
-        <w:rPr>
-          <w:rFonts w:ascii="Consolas" w:hAnsi="Consolas"/>
-          <w:color w:val="6B3A1F"/>
-          <w:sz w:val="20"/>
-        </w:rPr>
-        <w:t>cloudflare.com/ips-v4</w:t>
-      </w:r>
-      <w:r>
-        <w:t xml:space="preserve"> в </w:t>
+        <w:t>Для режимов Cloudflare есть смысл открыть 80/443 не всему миру, а только адресам Cloudflare</w:t>
+      </w:r>
+    </w:p>
+    <w:p>
+      <w:r>
+        <w:t xml:space="preserve">(чтобы никто не обошёл защиту, зайдя напрямую по IP). Пример такой настройки — в </w:t>
       </w:r>
       <w:r>
         <w:rPr>
@@ -864,16 +968,37 @@
       </w:r>
     </w:p>
     <w:p>
+      <w:r>
+        <w:t xml:space="preserve">Для новичка на </w:t>
+      </w:r>
+      <w:r>
+        <w:rPr>
+          <w:rFonts w:ascii="Consolas" w:hAnsi="Consolas"/>
+          <w:color w:val="6B3A1F"/>
+          <w:sz w:val="20"/>
+        </w:rPr>
+        <w:t>direct</w:t>
+      </w:r>
+      <w:r>
+        <w:t xml:space="preserve"> — достаточно команд выше.</w:t>
+      </w:r>
+    </w:p>
+    <w:p>
+      <w:r>
+        <w:t>---</w:t>
+      </w:r>
+    </w:p>
+    <w:p>
       <w:pPr>
         <w:pStyle w:val="Heading1"/>
       </w:pPr>
       <w:r>
-        <w:t>Шаг 4. Получить код на сервер</w:t>
+        <w:t>Часть 6. Загрузить трекер на сервер</w:t>
       </w:r>
     </w:p>
     <w:p>
       <w:r>
-        <w:t>Трекер лежит в git. Способы доставки:</w:t>
+        <w:t>Код трекера хранится в git. Способа два:</w:t>
       </w:r>
     </w:p>
     <w:p>
@@ -881,15 +1006,22 @@
         <w:pStyle w:val="ListBullet"/>
       </w:pPr>
       <w:r>
-        <w:t xml:space="preserve">Свой приватный git-remote (если настроен): </w:t>
-      </w:r>
-      <w:r>
-        <w:rPr>
-          <w:rFonts w:ascii="Consolas" w:hAnsi="Consolas"/>
-          <w:color w:val="6B3A1F"/>
-          <w:sz w:val="20"/>
-        </w:rPr>
-        <w:t>git clone &lt;ваш-remote&gt; slimtds</w:t>
+        <w:t>Если у вас есть приватный git-репозиторий с трекером:</w:t>
+      </w:r>
+    </w:p>
+    <w:p>
+      <w:r>
+        <w:t xml:space="preserve">  ```</w:t>
+      </w:r>
+    </w:p>
+    <w:p>
+      <w:r>
+        <w:t xml:space="preserve">  git clone &lt;адрес-вашего-репозитория&gt; slimtds</w:t>
+      </w:r>
+    </w:p>
+    <w:p>
+      <w:r>
+        <w:t xml:space="preserve">  ```</w:t>
       </w:r>
     </w:p>
     <w:p>
@@ -897,18 +1029,7 @@
         <w:pStyle w:val="ListBullet"/>
       </w:pPr>
       <w:r>
-        <w:t xml:space="preserve">Либо перенести папку </w:t>
-      </w:r>
-      <w:r>
-        <w:rPr>
-          <w:rFonts w:ascii="Consolas" w:hAnsi="Consolas"/>
-          <w:color w:val="6B3A1F"/>
-          <w:sz w:val="20"/>
-        </w:rPr>
-        <w:t>slimtds-main</w:t>
-      </w:r>
-      <w:r>
-        <w:t xml:space="preserve"> на сервер через </w:t>
+        <w:t xml:space="preserve">Или перенесите папку трекера с рабочего компьютера через </w:t>
       </w:r>
       <w:r>
         <w:rPr>
@@ -930,7 +1051,12 @@
         <w:t>rsync</w:t>
       </w:r>
       <w:r>
-        <w:t xml:space="preserve"> (без </w:t>
+        <w:t xml:space="preserve"> (без тяжёлых папок</w:t>
+      </w:r>
+    </w:p>
+    <w:p>
+      <w:r>
+        <w:t xml:space="preserve">  </w:t>
       </w:r>
       <w:r>
         <w:rPr>
@@ -974,12 +1100,12 @@
         <w:t>vendor/</w:t>
       </w:r>
       <w:r>
-        <w:t>).</w:t>
+        <w:t xml:space="preserve"> — они не нужны на сервере).</w:t>
       </w:r>
     </w:p>
     <w:p>
       <w:r>
-        <w:t>Затем:</w:t>
+        <w:t>Зайдите в папку и создайте файл настроек:</w:t>
       </w:r>
     </w:p>
     <w:p>
@@ -991,7 +1117,7 @@
           <w:rFonts w:ascii="Consolas" w:hAnsi="Consolas"/>
           <w:sz w:val="18"/>
         </w:rPr>
-        <w:t>cd slimtds        # (или slimtds-main)</w:t>
+        <w:t>cd slimtds        # (или как называется папка)</w:t>
       </w:r>
     </w:p>
     <w:p>
@@ -1003,7 +1129,7 @@
           <w:rFonts w:ascii="Consolas" w:hAnsi="Consolas"/>
           <w:sz w:val="18"/>
         </w:rPr>
-        <w:t>make env          # копирует .env.example → .env, генерирует APP_SECRET и ADMIN_PASSWORD</w:t>
+        <w:t>make env</w:t>
       </w:r>
     </w:p>
     <w:p>
@@ -1016,7 +1142,7 @@
         <w:t>make env</w:t>
       </w:r>
       <w:r>
-        <w:t xml:space="preserve"> НЕ перезапишет существующий </w:t>
+        <w:t xml:space="preserve"> создаёт файл </w:t>
       </w:r>
       <w:r>
         <w:rPr>
@@ -1027,21 +1153,37 @@
         <w:t>.env</w:t>
       </w:r>
       <w:r>
-        <w:t>. Если он уже есть — не трогать, править вручную.</w:t>
+        <w:t xml:space="preserve"> из шаблона и сам придумывает случайные </w:t>
+      </w:r>
+      <w:r>
+        <w:rPr>
+          <w:rFonts w:ascii="Consolas" w:hAnsi="Consolas"/>
+          <w:color w:val="6B3A1F"/>
+          <w:sz w:val="20"/>
+        </w:rPr>
+        <w:t>APP_SECRET</w:t>
+      </w:r>
+      <w:r>
+        <w:t xml:space="preserve"> (ключ для</w:t>
       </w:r>
     </w:p>
     <w:p>
-      <w:pPr>
-        <w:pStyle w:val="Heading1"/>
-      </w:pPr>
-      <w:r>
-        <w:t>Шаг 5. Настроить .env (параметры)</w:t>
+      <w:r>
+        <w:t xml:space="preserve">безопасности) и </w:t>
+      </w:r>
+      <w:r>
+        <w:rPr>
+          <w:rFonts w:ascii="Consolas" w:hAnsi="Consolas"/>
+          <w:color w:val="6B3A1F"/>
+          <w:sz w:val="20"/>
+        </w:rPr>
+        <w:t>ADMIN_PASSWORD</w:t>
+      </w:r>
+      <w:r>
+        <w:t xml:space="preserve"> (пароль администратора). **Он не перезапишет уже существующий</w:t>
       </w:r>
     </w:p>
     <w:p>
-      <w:r>
-        <w:t xml:space="preserve">Открыть </w:t>
-      </w:r>
       <w:r>
         <w:rPr>
           <w:rFonts w:ascii="Consolas" w:hAnsi="Consolas"/>
@@ -1051,13 +1193,53 @@
         <w:t>.env</w:t>
       </w:r>
       <w:r>
-        <w:t xml:space="preserve"> и выставить под свой режим. </w:t>
+        <w:t>** — если файл есть, команда остановится, и это правильно.</w:t>
+      </w:r>
+    </w:p>
+    <w:p>
+      <w:r>
+        <w:t>---</w:t>
+      </w:r>
+    </w:p>
+    <w:p>
+      <w:pPr>
+        <w:pStyle w:val="Heading1"/>
+      </w:pPr>
+      <w:r>
+        <w:t>Часть 7. Настроить файл `.env` (главные параметры)</w:t>
+      </w:r>
+    </w:p>
+    <w:p>
+      <w:r>
+        <w:t xml:space="preserve">Откройте </w:t>
+      </w:r>
+      <w:r>
+        <w:rPr>
+          <w:rFonts w:ascii="Consolas" w:hAnsi="Consolas"/>
+          <w:color w:val="6B3A1F"/>
+          <w:sz w:val="20"/>
+        </w:rPr>
+        <w:t>.env</w:t>
+      </w:r>
+      <w:r>
+        <w:t xml:space="preserve"> любым редактором (</w:t>
+      </w:r>
+      <w:r>
+        <w:rPr>
+          <w:rFonts w:ascii="Consolas" w:hAnsi="Consolas"/>
+          <w:color w:val="6B3A1F"/>
+          <w:sz w:val="20"/>
+        </w:rPr>
+        <w:t>nano .env</w:t>
+      </w:r>
+      <w:r>
+        <w:t xml:space="preserve">). Ниже — что менять. </w:t>
       </w:r>
       <w:r>
         <w:rPr>
           <w:b/>
         </w:rPr>
-        <w:t>Обязательные к правке параметры:</w:t>
+        <w:t>Обязательно поправьте:</w:t>
       </w:r>
     </w:p>
     <w:tbl>
@@ -1105,7 +1287,7 @@
               <w:rPr>
                 <w:b/>
               </w:rPr>
-              <w:t>Что это</w:t>
+              <w:t>Простыми словами</w:t>
             </w:r>
           </w:p>
         </w:tc>
@@ -1123,7 +1305,7 @@
               <w:rPr>
                 <w:b/>
               </w:rPr>
-              <w:t>Значение для direct</w:t>
+              <w:t>Что поставить (direct)</w:t>
             </w:r>
           </w:p>
         </w:tc>
@@ -1163,7 +1345,7 @@
               <w:rPr>
                 <w:sz w:val="18"/>
               </w:rPr>
-              <w:t>Окружение</w:t>
+              <w:t>Режим: разработка или боевой</w:t>
             </w:r>
           </w:p>
         </w:tc>
@@ -1223,7 +1405,7 @@
               <w:rPr>
                 <w:sz w:val="18"/>
               </w:rPr>
-              <w:t>Отладка (в проде выключить)</w:t>
+              <w:t>Показывать ли подробности ошибок (в бою — выключить)</w:t>
             </w:r>
           </w:p>
         </w:tc>
@@ -1283,7 +1465,7 @@
               <w:rPr>
                 <w:sz w:val="18"/>
               </w:rPr>
-              <w:t>Режим деплоя</w:t>
+              <w:t>Способ работы из части 2</w:t>
             </w:r>
           </w:p>
         </w:tc>
@@ -1363,7 +1545,7 @@
                 <w:color w:val="6B3A1F"/>
                 <w:sz w:val="18"/>
               </w:rPr>
-              <w:t>tds.example.com</w:t>
+              <w:t>track.mysite.com</w:t>
             </w:r>
           </w:p>
         </w:tc>
@@ -1403,7 +1585,7 @@
               <w:rPr>
                 <w:sz w:val="18"/>
               </w:rPr>
-              <w:t>Полный URL админки</w:t>
+              <w:t>Полный адрес админки</w:t>
             </w:r>
           </w:p>
         </w:tc>
@@ -1423,7 +1605,7 @@
                 <w:color w:val="6B3A1F"/>
                 <w:sz w:val="18"/>
               </w:rPr>
-              <w:t>https://tds.example.com</w:t>
+              <w:t>https://track.mysite.com</w:t>
             </w:r>
           </w:p>
         </w:tc>
@@ -1463,7 +1645,7 @@
               <w:rPr>
                 <w:sz w:val="18"/>
               </w:rPr>
-              <w:t>Подпись сессий/CSRF (64 hex)</w:t>
+              <w:t>Секретный ключ (подпись входа)</w:t>
             </w:r>
           </w:p>
         </w:tc>
@@ -1481,7 +1663,7 @@
               <w:rPr>
                 <w:sz w:val="18"/>
               </w:rPr>
-              <w:t xml:space="preserve">сгенерировано </w:t>
+              <w:t xml:space="preserve">уже сгенерирован </w:t>
             </w:r>
             <w:r>
               <w:rPr>
@@ -1495,15 +1677,7 @@
               <w:rPr>
                 <w:sz w:val="18"/>
               </w:rPr>
-              <w:t xml:space="preserve">; либо </w:t>
-            </w:r>
-            <w:r>
-              <w:rPr>
-                <w:rFonts w:ascii="Consolas" w:hAnsi="Consolas"/>
-                <w:color w:val="6B3A1F"/>
-                <w:sz w:val="18"/>
-              </w:rPr>
-              <w:t>openssl rand -hex 32</w:t>
+              <w:t>, не трогайте</w:t>
             </w:r>
           </w:p>
         </w:tc>
@@ -1543,7 +1717,7 @@
               <w:rPr>
                 <w:sz w:val="18"/>
               </w:rPr>
-              <w:t>Логин первого админа</w:t>
+              <w:t>Логин администратора</w:t>
             </w:r>
           </w:p>
         </w:tc>
@@ -1603,7 +1777,7 @@
               <w:rPr>
                 <w:sz w:val="18"/>
               </w:rPr>
-              <w:t>Пароль первого админа</w:t>
+              <w:t>Пароль администратора</w:t>
             </w:r>
           </w:p>
         </w:tc>
@@ -1621,7 +1795,7 @@
               <w:rPr>
                 <w:sz w:val="18"/>
               </w:rPr>
-              <w:t xml:space="preserve">сгенерировано </w:t>
+              <w:t xml:space="preserve">сгенерирован </w:t>
             </w:r>
             <w:r>
               <w:rPr>
@@ -1635,7 +1809,14 @@
               <w:rPr>
                 <w:sz w:val="18"/>
               </w:rPr>
-              <w:t xml:space="preserve"> — сохранить!</w:t>
+              <w:t xml:space="preserve"> — </w:t>
+            </w:r>
+            <w:r>
+              <w:rPr>
+                <w:b/>
+                <w:sz w:val="18"/>
+              </w:rPr>
+              <w:t>запишите его себе!</w:t>
             </w:r>
           </w:p>
         </w:tc>
@@ -1675,7 +1856,7 @@
               <w:rPr>
                 <w:sz w:val="18"/>
               </w:rPr>
-              <w:t>Пароль базы</w:t>
+              <w:t>Пароль базы данных</w:t>
             </w:r>
           </w:p>
         </w:tc>
@@ -1694,13 +1875,13 @@
                 <w:b/>
                 <w:sz w:val="18"/>
               </w:rPr>
-              <w:t>сменить ДО первого старта</w:t>
+              <w:t>придумайте свой и впишите СЕЙЧАС</w:t>
             </w:r>
             <w:r>
               <w:rPr>
                 <w:sz w:val="18"/>
               </w:rPr>
-              <w:t xml:space="preserve"> (см. предупреждение ниже)</w:t>
+              <w:t xml:space="preserve"> (см. предупреждение)</w:t>
             </w:r>
           </w:p>
         </w:tc>
@@ -1740,7 +1921,7 @@
               <w:rPr>
                 <w:sz w:val="18"/>
               </w:rPr>
-              <w:t>Таймзона для отчётов</w:t>
+              <w:t>Часовой пояс для отчётов</w:t>
             </w:r>
           </w:p>
         </w:tc>
@@ -1758,7 +1939,7 @@
               <w:rPr>
                 <w:sz w:val="18"/>
               </w:rPr>
-              <w:t xml:space="preserve">напр. </w:t>
+              <w:t xml:space="preserve">например </w:t>
             </w:r>
             <w:r>
               <w:rPr>
@@ -1774,22 +1955,53 @@
     </w:tbl>
     <w:p/>
     <w:p>
+      <w:pPr>
+        <w:ind w:left="283"/>
+      </w:pPr>
+      <w:r>
+        <w:rPr>
+          <w:i/>
+          <w:color w:val="808080"/>
+          <w:sz w:val="18"/>
+        </w:rPr>
+        <w:t>**Важное предупреждение про DB_PASSWORD.** База запоминает пароль в момент самого первого запуска.</w:t>
+      </w:r>
+    </w:p>
+    <w:p>
+      <w:pPr>
+        <w:ind w:left="283"/>
+      </w:pPr>
+      <w:r>
+        <w:rPr>
+          <w:i/>
+          <w:color w:val="808080"/>
+          <w:sz w:val="18"/>
+        </w:rPr>
+        <w:t>Если поменять его ПОСЛЕ первого старта — база останется со старым паролем, а приложение будет</w:t>
+      </w:r>
+    </w:p>
+    <w:p>
+      <w:pPr>
+        <w:ind w:left="283"/>
+      </w:pPr>
+      <w:r>
+        <w:rPr>
+          <w:i/>
+          <w:color w:val="808080"/>
+          <w:sz w:val="18"/>
+        </w:rPr>
+        <w:t>слать новый, и получится ошибка входа в базу. Поэтому впишите пароль базы сразу, до первого запуска.</w:t>
+      </w:r>
+    </w:p>
+    <w:p>
       <w:r>
         <w:rPr>
           <w:b/>
         </w:rPr>
-        <w:t>Предупреждение по `DB_PASSWORD`:</w:t>
-      </w:r>
-      <w:r>
-        <w:t xml:space="preserve"> PostgreSQL применяет пароль только при первой инициализации пустого тома данных. Смена пароля ПОСЛЕ первого старта → база держит старый, приложение шлёт новый → ошибка авторизации. Менять строго до первого запуска.</w:t>
-      </w:r>
-    </w:p>
-    <w:p>
-      <w:r>
-        <w:rPr>
-          <w:b/>
-        </w:rPr>
-        <w:t>Опциональные параметры:</w:t>
+        <w:t>Необязательные параметры</w:t>
+      </w:r>
+      <w:r>
+        <w:t xml:space="preserve"> (можно оставить как есть):</w:t>
       </w:r>
     </w:p>
     <w:tbl>
@@ -1837,7 +2049,7 @@
               <w:rPr>
                 <w:b/>
               </w:rPr>
-              <w:t>Назначение</w:t>
+              <w:t>Зачем</w:t>
             </w:r>
           </w:p>
         </w:tc>
@@ -1877,314 +2089,6 @@
                 <w:color w:val="6B3A1F"/>
                 <w:sz w:val="18"/>
               </w:rPr>
-              <w:t>SESSION_LIFETIME</w:t>
-            </w:r>
-          </w:p>
-        </w:tc>
-        <w:tc>
-          <w:tcPr>
-            <w:tcW w:type="dxa" w:w="2880"/>
-          </w:tcPr>
-          <w:p>
-            <w:r>
-              <w:rPr>
-                <w:sz w:val="18"/>
-              </w:rPr>
-            </w:r>
-            <w:r>
-              <w:rPr>
-                <w:sz w:val="18"/>
-              </w:rPr>
-              <w:t>Скользящее окно сессии, сек</w:t>
-            </w:r>
-          </w:p>
-        </w:tc>
-        <w:tc>
-          <w:tcPr>
-            <w:tcW w:type="dxa" w:w="2880"/>
-          </w:tcPr>
-          <w:p>
-            <w:r>
-              <w:rPr>
-                <w:sz w:val="18"/>
-              </w:rPr>
-            </w:r>
-            <w:r>
-              <w:rPr>
-                <w:rFonts w:ascii="Consolas" w:hAnsi="Consolas"/>
-                <w:color w:val="6B3A1F"/>
-                <w:sz w:val="18"/>
-              </w:rPr>
-              <w:t>1209600</w:t>
-            </w:r>
-            <w:r>
-              <w:rPr>
-                <w:sz w:val="18"/>
-              </w:rPr>
-              <w:t xml:space="preserve"> (14 дней)</w:t>
-            </w:r>
-          </w:p>
-        </w:tc>
-      </w:tr>
-      <w:tr>
-        <w:tc>
-          <w:tcPr>
-            <w:tcW w:type="dxa" w:w="2880"/>
-          </w:tcPr>
-          <w:p>
-            <w:r>
-              <w:rPr>
-                <w:sz w:val="18"/>
-              </w:rPr>
-            </w:r>
-            <w:r>
-              <w:rPr>
-                <w:rFonts w:ascii="Consolas" w:hAnsi="Consolas"/>
-                <w:color w:val="6B3A1F"/>
-                <w:sz w:val="18"/>
-              </w:rPr>
-              <w:t>SESSION_ABSOLUTE_LIFETIME</w:t>
-            </w:r>
-          </w:p>
-        </w:tc>
-        <w:tc>
-          <w:tcPr>
-            <w:tcW w:type="dxa" w:w="2880"/>
-          </w:tcPr>
-          <w:p>
-            <w:r>
-              <w:rPr>
-                <w:sz w:val="18"/>
-              </w:rPr>
-            </w:r>
-            <w:r>
-              <w:rPr>
-                <w:sz w:val="18"/>
-              </w:rPr>
-              <w:t>Жёсткий потолок сессии от логина, сек</w:t>
-            </w:r>
-          </w:p>
-        </w:tc>
-        <w:tc>
-          <w:tcPr>
-            <w:tcW w:type="dxa" w:w="2880"/>
-          </w:tcPr>
-          <w:p>
-            <w:r>
-              <w:rPr>
-                <w:sz w:val="18"/>
-              </w:rPr>
-            </w:r>
-            <w:r>
-              <w:rPr>
-                <w:rFonts w:ascii="Consolas" w:hAnsi="Consolas"/>
-                <w:color w:val="6B3A1F"/>
-                <w:sz w:val="18"/>
-              </w:rPr>
-              <w:t>2592000</w:t>
-            </w:r>
-            <w:r>
-              <w:rPr>
-                <w:sz w:val="18"/>
-              </w:rPr>
-              <w:t xml:space="preserve"> (30 дней)</w:t>
-            </w:r>
-          </w:p>
-        </w:tc>
-      </w:tr>
-      <w:tr>
-        <w:tc>
-          <w:tcPr>
-            <w:tcW w:type="dxa" w:w="2880"/>
-          </w:tcPr>
-          <w:p>
-            <w:r>
-              <w:rPr>
-                <w:sz w:val="18"/>
-              </w:rPr>
-            </w:r>
-            <w:r>
-              <w:rPr>
-                <w:rFonts w:ascii="Consolas" w:hAnsi="Consolas"/>
-                <w:color w:val="6B3A1F"/>
-                <w:sz w:val="18"/>
-              </w:rPr>
-              <w:t>FRANKENPHP_WORKER_MODE</w:t>
-            </w:r>
-          </w:p>
-        </w:tc>
-        <w:tc>
-          <w:tcPr>
-            <w:tcW w:type="dxa" w:w="2880"/>
-          </w:tcPr>
-          <w:p>
-            <w:r>
-              <w:rPr>
-                <w:sz w:val="18"/>
-              </w:rPr>
-            </w:r>
-            <w:r>
-              <w:rPr>
-                <w:sz w:val="18"/>
-              </w:rPr>
-              <w:t>1 = резидентный воркер (быстро); 0 = классика (для отладки)</w:t>
-            </w:r>
-          </w:p>
-        </w:tc>
-        <w:tc>
-          <w:tcPr>
-            <w:tcW w:type="dxa" w:w="2880"/>
-          </w:tcPr>
-          <w:p>
-            <w:r>
-              <w:rPr>
-                <w:sz w:val="18"/>
-              </w:rPr>
-            </w:r>
-            <w:r>
-              <w:rPr>
-                <w:rFonts w:ascii="Consolas" w:hAnsi="Consolas"/>
-                <w:color w:val="6B3A1F"/>
-                <w:sz w:val="18"/>
-              </w:rPr>
-              <w:t>1</w:t>
-            </w:r>
-          </w:p>
-        </w:tc>
-      </w:tr>
-      <w:tr>
-        <w:tc>
-          <w:tcPr>
-            <w:tcW w:type="dxa" w:w="2880"/>
-          </w:tcPr>
-          <w:p>
-            <w:r>
-              <w:rPr>
-                <w:sz w:val="18"/>
-              </w:rPr>
-            </w:r>
-            <w:r>
-              <w:rPr>
-                <w:rFonts w:ascii="Consolas" w:hAnsi="Consolas"/>
-                <w:color w:val="6B3A1F"/>
-                <w:sz w:val="18"/>
-              </w:rPr>
-              <w:t>RATE_LIMIT_IP</w:t>
-            </w:r>
-            <w:r>
-              <w:rPr>
-                <w:sz w:val="18"/>
-              </w:rPr>
-              <w:t xml:space="preserve"> / </w:t>
-            </w:r>
-            <w:r>
-              <w:rPr>
-                <w:rFonts w:ascii="Consolas" w:hAnsi="Consolas"/>
-                <w:color w:val="6B3A1F"/>
-                <w:sz w:val="18"/>
-              </w:rPr>
-              <w:t>RATE_LIMIT_LOGIN</w:t>
-            </w:r>
-            <w:r>
-              <w:rPr>
-                <w:sz w:val="18"/>
-              </w:rPr>
-              <w:t xml:space="preserve"> / </w:t>
-            </w:r>
-            <w:r>
-              <w:rPr>
-                <w:rFonts w:ascii="Consolas" w:hAnsi="Consolas"/>
-                <w:color w:val="6B3A1F"/>
-                <w:sz w:val="18"/>
-              </w:rPr>
-              <w:t>RATE_LIMIT_COOKIE</w:t>
-            </w:r>
-          </w:p>
-        </w:tc>
-        <w:tc>
-          <w:tcPr>
-            <w:tcW w:type="dxa" w:w="2880"/>
-          </w:tcPr>
-          <w:p>
-            <w:r>
-              <w:rPr>
-                <w:sz w:val="18"/>
-              </w:rPr>
-            </w:r>
-            <w:r>
-              <w:rPr>
-                <w:sz w:val="18"/>
-              </w:rPr>
-              <w:t>Лимиты запросов/мин на админку</w:t>
-            </w:r>
-          </w:p>
-        </w:tc>
-        <w:tc>
-          <w:tcPr>
-            <w:tcW w:type="dxa" w:w="2880"/>
-          </w:tcPr>
-          <w:p>
-            <w:r>
-              <w:rPr>
-                <w:sz w:val="18"/>
-              </w:rPr>
-            </w:r>
-            <w:r>
-              <w:rPr>
-                <w:rFonts w:ascii="Consolas" w:hAnsi="Consolas"/>
-                <w:color w:val="6B3A1F"/>
-                <w:sz w:val="18"/>
-              </w:rPr>
-              <w:t>10</w:t>
-            </w:r>
-            <w:r>
-              <w:rPr>
-                <w:sz w:val="18"/>
-              </w:rPr>
-              <w:t xml:space="preserve"> / </w:t>
-            </w:r>
-            <w:r>
-              <w:rPr>
-                <w:rFonts w:ascii="Consolas" w:hAnsi="Consolas"/>
-                <w:color w:val="6B3A1F"/>
-                <w:sz w:val="18"/>
-              </w:rPr>
-              <w:t>5</w:t>
-            </w:r>
-            <w:r>
-              <w:rPr>
-                <w:sz w:val="18"/>
-              </w:rPr>
-              <w:t xml:space="preserve"> / </w:t>
-            </w:r>
-            <w:r>
-              <w:rPr>
-                <w:rFonts w:ascii="Consolas" w:hAnsi="Consolas"/>
-                <w:color w:val="6B3A1F"/>
-                <w:sz w:val="18"/>
-              </w:rPr>
-              <w:t>20</w:t>
-            </w:r>
-          </w:p>
-        </w:tc>
-      </w:tr>
-      <w:tr>
-        <w:tc>
-          <w:tcPr>
-            <w:tcW w:type="dxa" w:w="2880"/>
-          </w:tcPr>
-          <w:p>
-            <w:r>
-              <w:rPr>
-                <w:sz w:val="18"/>
-              </w:rPr>
-            </w:r>
-            <w:r>
-              <w:rPr>
-                <w:rFonts w:ascii="Consolas" w:hAnsi="Consolas"/>
-                <w:color w:val="6B3A1F"/>
-                <w:sz w:val="18"/>
-              </w:rPr>
               <w:t>RATE_LIMIT_PUBLIC</w:t>
             </w:r>
           </w:p>
@@ -2203,35 +2107,7 @@
               <w:rPr>
                 <w:sz w:val="18"/>
               </w:rPr>
-              <w:t xml:space="preserve">Лимит/мин/IP на </w:t>
-            </w:r>
-            <w:r>
-              <w:rPr>
-                <w:rFonts w:ascii="Consolas" w:hAnsi="Consolas"/>
-                <w:color w:val="6B3A1F"/>
-                <w:sz w:val="18"/>
-              </w:rPr>
-              <w:t>/postback</w:t>
-            </w:r>
-            <w:r>
-              <w:rPr>
-                <w:sz w:val="18"/>
-              </w:rPr>
-              <w:t xml:space="preserve">, </w:t>
-            </w:r>
-            <w:r>
-              <w:rPr>
-                <w:rFonts w:ascii="Consolas" w:hAnsi="Consolas"/>
-                <w:color w:val="6B3A1F"/>
-                <w:sz w:val="18"/>
-              </w:rPr>
-              <w:t>/p/event</w:t>
-            </w:r>
-            <w:r>
-              <w:rPr>
-                <w:sz w:val="18"/>
-              </w:rPr>
-              <w:t xml:space="preserve"> (поднять, если легитимный лендинг упирается)</w:t>
+              <w:t>Ограничение частоты постбеков/пикселя с одного IP в минуту. Поднимите, если у вас очень много трафика и упираетесь.</w:t>
             </w:r>
           </w:p>
         </w:tc>
@@ -2305,7 +2181,7 @@
               <w:rPr>
                 <w:sz w:val="18"/>
               </w:rPr>
-              <w:t>Гео (шаг 8)</w:t>
+              <w:t>Ключи для определения гео по IP (часть 9)</w:t>
             </w:r>
           </w:p>
         </w:tc>
@@ -2377,7 +2253,7 @@
               <w:rPr>
                 <w:sz w:val="18"/>
               </w:rPr>
-              <w:t>Уведомления (шаг 9)</w:t>
+              <w:t>Уведомления в Telegram (часть 10)</w:t>
             </w:r>
           </w:p>
         </w:tc>
@@ -2435,7 +2311,7 @@
               <w:rPr>
                 <w:sz w:val="18"/>
               </w:rPr>
-              <w:t>Доп. доверенный прокси (CIDR/IP через запятую)</w:t>
+              <w:t>Заполнять, только если перед трекером стоит ваш собственный доп. прокси. Обычно — пусто.</w:t>
             </w:r>
           </w:p>
         </w:tc>
@@ -2462,16 +2338,8 @@
     <w:p/>
     <w:p>
       <w:r>
-        <w:rPr>
-          <w:b/>
-        </w:rPr>
-        <w:t>Про реальный IP посетителя:</w:t>
-      </w:r>
-    </w:p>
-    <w:p>
-      <w:pPr>
-        <w:pStyle w:val="ListBullet"/>
-      </w:pPr>
+        <w:t xml:space="preserve">Про определение реального IP посетителя: на </w:t>
+      </w:r>
       <w:r>
         <w:rPr>
           <w:rFonts w:ascii="Consolas" w:hAnsi="Consolas"/>
@@ -2481,7 +2349,7 @@
         <w:t>direct</w:t>
       </w:r>
       <w:r>
-        <w:t xml:space="preserve"> без своего прокси: </w:t>
+        <w:t xml:space="preserve"> без своего прокси — оставьте </w:t>
       </w:r>
       <w:r>
         <w:rPr>
@@ -2491,89 +2359,26 @@
         </w:rPr>
         <w:t>TRUSTED_PROXIES</w:t>
       </w:r>
-      <w:r>
-        <w:t xml:space="preserve"> оставить пустым — реальный IP берётся из соединения.</w:t>
-      </w:r>
     </w:p>
     <w:p>
-      <w:pPr>
-        <w:pStyle w:val="ListBullet"/>
-      </w:pPr>
+      <w:r>
+        <w:t>пустым, всё определится само. На Cloudflare (</w:t>
+      </w:r>
       <w:r>
         <w:rPr>
           <w:rFonts w:ascii="Consolas" w:hAnsi="Consolas"/>
           <w:color w:val="6B3A1F"/>
           <w:sz w:val="20"/>
         </w:rPr>
-        <w:t>direct</w:t>
-      </w:r>
-      <w:r>
-        <w:t xml:space="preserve"> со своим reverse-proxy/балансировщиком перед Caddy: вписать его IP/CIDR в </w:t>
-      </w:r>
-      <w:r>
-        <w:rPr>
-          <w:rFonts w:ascii="Consolas" w:hAnsi="Consolas"/>
-          <w:color w:val="6B3A1F"/>
-          <w:sz w:val="20"/>
-        </w:rPr>
-        <w:t>TRUSTED_PROXIES</w:t>
-      </w:r>
-      <w:r>
-        <w:t>, иначе все посетители будут выглядеть как IP прокси (сломается гео, антибот-клоака, per-visitor rate-limit).</w:t>
+        <w:t>cf_*</w:t>
+      </w:r>
+      <w:r>
+        <w:t>) — тоже пусто, адреса Cloudflare трекер знает сам.</w:t>
       </w:r>
     </w:p>
     <w:p>
-      <w:pPr>
-        <w:pStyle w:val="ListBullet"/>
-      </w:pPr>
-      <w:r>
-        <w:rPr>
-          <w:rFonts w:ascii="Consolas" w:hAnsi="Consolas"/>
-          <w:color w:val="6B3A1F"/>
-          <w:sz w:val="20"/>
-        </w:rPr>
-        <w:t>cf_flex</w:t>
-      </w:r>
-      <w:r>
-        <w:t>/</w:t>
-      </w:r>
-      <w:r>
-        <w:rPr>
-          <w:rFonts w:ascii="Consolas" w:hAnsi="Consolas"/>
-          <w:color w:val="6B3A1F"/>
-          <w:sz w:val="20"/>
-        </w:rPr>
-        <w:t>cf_full</w:t>
-      </w:r>
-      <w:r>
-        <w:t xml:space="preserve">: </w:t>
-      </w:r>
-      <w:r>
-        <w:rPr>
-          <w:rFonts w:ascii="Consolas" w:hAnsi="Consolas"/>
-          <w:color w:val="6B3A1F"/>
-          <w:sz w:val="20"/>
-        </w:rPr>
-        <w:t>TRUSTED_PROXIES</w:t>
-      </w:r>
-      <w:r>
-        <w:t xml:space="preserve"> пустой — диапазоны Cloudflare уже доверяются встроенно, IP читается из </w:t>
-      </w:r>
-      <w:r>
-        <w:rPr>
-          <w:rFonts w:ascii="Consolas" w:hAnsi="Consolas"/>
-          <w:color w:val="6B3A1F"/>
-          <w:sz w:val="20"/>
-        </w:rPr>
-        <w:t>CF-Connecting-IP</w:t>
-      </w:r>
-      <w:r>
-        <w:t>.</w:t>
-      </w:r>
-    </w:p>
-    <w:p>
-      <w:r>
-        <w:t xml:space="preserve">Никогда не редактировать </w:t>
+      <w:r>
+        <w:t xml:space="preserve">Файлы </w:t>
       </w:r>
       <w:r>
         <w:rPr>
@@ -2584,7 +2389,7 @@
         <w:t>Caddyfile.*</w:t>
       </w:r>
       <w:r>
-        <w:t xml:space="preserve"> руками — правильный выбирается автоматически по </w:t>
+        <w:t xml:space="preserve"> руками НЕ трогайте — нужный выбирается автоматически по </w:t>
       </w:r>
       <w:r>
         <w:rPr>
@@ -2599,11 +2404,16 @@
       </w:r>
     </w:p>
     <w:p>
+      <w:r>
+        <w:t>---</w:t>
+      </w:r>
+    </w:p>
+    <w:p>
       <w:pPr>
         <w:pStyle w:val="Heading1"/>
       </w:pPr>
       <w:r>
-        <w:t>Шаг 6. Запустить стек</w:t>
+        <w:t>Часть 8. Запустить трекер</w:t>
       </w:r>
     </w:p>
     <w:p>
@@ -2615,7 +2425,7 @@
           <w:rFonts w:ascii="Consolas" w:hAnsi="Consolas"/>
           <w:sz w:val="18"/>
         </w:rPr>
-        <w:t>make prod-up-direct     # для DEPLOY_MODE=direct</w:t>
+        <w:t>make prod-up-direct     # для режима direct</w:t>
       </w:r>
     </w:p>
     <w:p>
@@ -2627,23 +2437,90 @@
           <w:rFonts w:ascii="Consolas" w:hAnsi="Consolas"/>
           <w:sz w:val="18"/>
         </w:rPr>
-        <w:t># или: make prod-up-cf  # для cf_flex / cf_full</w:t>
+        <w:t># для Cloudflare вместо этого: make prod-up-cf</w:t>
       </w:r>
     </w:p>
     <w:p>
       <w:r>
-        <w:t>Первый старт собирает образ (Bun-ассеты → Composer → FrankenPHP), это несколько минут — нормально.</w:t>
-      </w:r>
-    </w:p>
-    <w:p>
+        <w:t xml:space="preserve">Первый запуск </w:t>
+      </w:r>
       <w:r>
         <w:rPr>
           <w:b/>
         </w:rPr>
-        <w:t>Никогда не запускать голый `docker compose up` в проде</w:t>
-      </w:r>
-      <w:r>
-        <w:t xml:space="preserve"> — он подмешает </w:t>
+        <w:t>собирает образ</w:t>
+      </w:r>
+      <w:r>
+        <w:t xml:space="preserve"> (скачивает и складывает всё нужное) — это несколько минут, так и</w:t>
+      </w:r>
+    </w:p>
+    <w:p>
+      <w:r>
+        <w:t>должно быть. Дождитесь окончания.</w:t>
+      </w:r>
+    </w:p>
+    <w:p>
+      <w:pPr>
+        <w:ind w:left="283"/>
+      </w:pPr>
+      <w:r>
+        <w:rPr>
+          <w:i/>
+          <w:color w:val="808080"/>
+          <w:sz w:val="18"/>
+        </w:rPr>
+        <w:t>**Никогда не запускайте просто docker compose up на боевом сервере.** Такая команда «подменит»</w:t>
+      </w:r>
+    </w:p>
+    <w:p>
+      <w:pPr>
+        <w:ind w:left="283"/>
+      </w:pPr>
+      <w:r>
+        <w:rPr>
+          <w:i/>
+          <w:color w:val="808080"/>
+          <w:sz w:val="18"/>
+        </w:rPr>
+        <w:t>собранные файлы стилей и скриптов, и получится админка без оформления и неработающий пиксель, хотя</w:t>
+      </w:r>
+    </w:p>
+    <w:p>
+      <w:pPr>
+        <w:ind w:left="283"/>
+      </w:pPr>
+      <w:r>
+        <w:rPr>
+          <w:i/>
+          <w:color w:val="808080"/>
+          <w:sz w:val="18"/>
+        </w:rPr>
+        <w:t>с виду всё «запущено». Используйте только make prod-up-direct / make prod-up-cf.</w:t>
+      </w:r>
+    </w:p>
+    <w:p>
+      <w:r>
+        <w:rPr>
+          <w:b/>
+        </w:rPr>
+        <w:t>Проверка — что должно получиться:</w:t>
+      </w:r>
+    </w:p>
+    <w:p>
+      <w:pPr>
+        <w:ind w:left="283"/>
+      </w:pPr>
+      <w:r>
+        <w:rPr>
+          <w:rFonts w:ascii="Consolas" w:hAnsi="Consolas"/>
+          <w:sz w:val="18"/>
+        </w:rPr>
+        <w:t>docker compose ps</w:t>
+      </w:r>
+    </w:p>
+    <w:p>
+      <w:r>
+        <w:t xml:space="preserve">Должны быть контейнеры </w:t>
       </w:r>
       <w:r>
         <w:rPr>
@@ -2651,10 +2528,10 @@
           <w:color w:val="6B3A1F"/>
           <w:sz w:val="20"/>
         </w:rPr>
-        <w:t>docker-compose.override.yml</w:t>
-      </w:r>
-      <w:r>
-        <w:t xml:space="preserve"> и примонтирует исходники поверх образа, спрятав собранные ассеты (</w:t>
+        <w:t>app</w:t>
+      </w:r>
+      <w:r>
+        <w:t xml:space="preserve">, </w:t>
       </w:r>
       <w:r>
         <w:rPr>
@@ -2662,7 +2539,7 @@
           <w:color w:val="6B3A1F"/>
           <w:sz w:val="20"/>
         </w:rPr>
-        <w:t>public/assets/</w:t>
+        <w:t>db</w:t>
       </w:r>
       <w:r>
         <w:t xml:space="preserve">, </w:t>
@@ -2673,10 +2550,10 @@
           <w:color w:val="6B3A1F"/>
           <w:sz w:val="20"/>
         </w:rPr>
-        <w:t>public/p.js</w:t>
-      </w:r>
-      <w:r>
-        <w:t xml:space="preserve">). Итог: админка без стилей и </w:t>
+        <w:t>cron</w:t>
+      </w:r>
+      <w:r>
+        <w:t xml:space="preserve"> в состоянии </w:t>
       </w:r>
       <w:r>
         <w:rPr>
@@ -2684,10 +2561,10 @@
           <w:color w:val="6B3A1F"/>
           <w:sz w:val="20"/>
         </w:rPr>
-        <w:t>/p.js</w:t>
-      </w:r>
-      <w:r>
-        <w:t xml:space="preserve"> = 404 при «здоровых» контейнерах. Только </w:t>
+        <w:t>Up</w:t>
+      </w:r>
+      <w:r>
+        <w:t xml:space="preserve">, а у </w:t>
       </w:r>
       <w:r>
         <w:rPr>
@@ -2695,10 +2572,10 @@
           <w:color w:val="6B3A1F"/>
           <w:sz w:val="20"/>
         </w:rPr>
-        <w:t>make prod-up-*</w:t>
-      </w:r>
-      <w:r>
-        <w:t xml:space="preserve"> либо явная пара </w:t>
+        <w:t>app</w:t>
+      </w:r>
+      <w:r>
+        <w:t xml:space="preserve"> — </w:t>
       </w:r>
       <w:r>
         <w:rPr>
@@ -2706,7 +2583,7 @@
           <w:color w:val="6B3A1F"/>
           <w:sz w:val="20"/>
         </w:rPr>
-        <w:t>-f docker-compose.yml -f docker-compose.prod.&lt;direct|cf&gt;.yml</w:t>
+        <w:t>healthy</w:t>
       </w:r>
       <w:r>
         <w:t>.</w:t>
@@ -2714,7 +2591,148 @@
     </w:p>
     <w:p>
       <w:r>
-        <w:t xml:space="preserve">Для </w:t>
+        <w:t>---</w:t>
+      </w:r>
+    </w:p>
+    <w:p>
+      <w:pPr>
+        <w:pStyle w:val="Heading1"/>
+      </w:pPr>
+      <w:r>
+        <w:t>Часть 9. Первичная настройка базы и администратора</w:t>
+      </w:r>
+    </w:p>
+    <w:p>
+      <w:r>
+        <w:t>Сначала «объявим» пару команд, чтобы дальше было короче (для direct):</w:t>
+      </w:r>
+    </w:p>
+    <w:p>
+      <w:pPr>
+        <w:ind w:left="283"/>
+      </w:pPr>
+      <w:r>
+        <w:rPr>
+          <w:rFonts w:ascii="Consolas" w:hAnsi="Consolas"/>
+          <w:sz w:val="18"/>
+        </w:rPr>
+        <w:t>DC="docker compose -f docker-compose.yml -f docker-compose.prod.direct.yml"</w:t>
+      </w:r>
+    </w:p>
+    <w:p>
+      <w:pPr>
+        <w:ind w:left="283"/>
+      </w:pPr>
+      <w:r>
+        <w:rPr>
+          <w:rFonts w:ascii="Consolas" w:hAnsi="Consolas"/>
+          <w:sz w:val="18"/>
+        </w:rPr>
+        <w:t># для Cloudflare: DC="docker compose -f docker-compose.yml -f docker-compose.prod.cf.yml"</w:t>
+      </w:r>
+    </w:p>
+    <w:p>
+      <w:r>
+        <w:t>Теперь строго по порядку:</w:t>
+      </w:r>
+    </w:p>
+    <w:p>
+      <w:pPr>
+        <w:ind w:left="283"/>
+      </w:pPr>
+      <w:r>
+        <w:rPr>
+          <w:rFonts w:ascii="Consolas" w:hAnsi="Consolas"/>
+          <w:sz w:val="18"/>
+        </w:rPr>
+        <w:t># 1. Создать таблицы в базе</w:t>
+      </w:r>
+    </w:p>
+    <w:p>
+      <w:pPr>
+        <w:ind w:left="283"/>
+      </w:pPr>
+      <w:r>
+        <w:rPr>
+          <w:rFonts w:ascii="Consolas" w:hAnsi="Consolas"/>
+          <w:sz w:val="18"/>
+        </w:rPr>
+        <w:t>$DC run --rm --entrypoint="" app vendor/bin/phinx migrate -c phinx.php</w:t>
+      </w:r>
+    </w:p>
+    <w:p>
+      <w:pPr>
+        <w:ind w:left="283"/>
+      </w:pPr>
+      <w:r>
+        <w:rPr>
+          <w:rFonts w:ascii="Consolas" w:hAnsi="Consolas"/>
+          <w:sz w:val="18"/>
+        </w:rPr>
+      </w:r>
+    </w:p>
+    <w:p>
+      <w:pPr>
+        <w:ind w:left="283"/>
+      </w:pPr>
+      <w:r>
+        <w:rPr>
+          <w:rFonts w:ascii="Consolas" w:hAnsi="Consolas"/>
+          <w:sz w:val="18"/>
+        </w:rPr>
+        <w:t># 2. Подготовить «партиции» — без этого шага первый же клик выдаст ошибку 500</w:t>
+      </w:r>
+    </w:p>
+    <w:p>
+      <w:pPr>
+        <w:ind w:left="283"/>
+      </w:pPr>
+      <w:r>
+        <w:rPr>
+          <w:rFonts w:ascii="Consolas" w:hAnsi="Consolas"/>
+          <w:sz w:val="18"/>
+        </w:rPr>
+        <w:t>$DC exec app php bin/console partitions:rotate</w:t>
+      </w:r>
+    </w:p>
+    <w:p>
+      <w:pPr>
+        <w:ind w:left="283"/>
+      </w:pPr>
+      <w:r>
+        <w:rPr>
+          <w:rFonts w:ascii="Consolas" w:hAnsi="Consolas"/>
+          <w:sz w:val="18"/>
+        </w:rPr>
+      </w:r>
+    </w:p>
+    <w:p>
+      <w:pPr>
+        <w:ind w:left="283"/>
+      </w:pPr>
+      <w:r>
+        <w:rPr>
+          <w:rFonts w:ascii="Consolas" w:hAnsi="Consolas"/>
+          <w:sz w:val="18"/>
+        </w:rPr>
+        <w:t># 3. Создать администратора (возьмёт логин/пароль из .env, только один раз)</w:t>
+      </w:r>
+    </w:p>
+    <w:p>
+      <w:pPr>
+        <w:ind w:left="283"/>
+      </w:pPr>
+      <w:r>
+        <w:rPr>
+          <w:rFonts w:ascii="Consolas" w:hAnsi="Consolas"/>
+          <w:sz w:val="18"/>
+        </w:rPr>
+        <w:t>$DC exec app php bin/console admin:init</w:t>
+      </w:r>
+    </w:p>
+    <w:p>
+      <w:r>
+        <w:t xml:space="preserve">После этого можно зайти в админку: </w:t>
       </w:r>
       <w:r>
         <w:rPr>
@@ -2722,21 +2740,15 @@
           <w:color w:val="6B3A1F"/>
           <w:sz w:val="20"/>
         </w:rPr>
-        <w:t>cf_full</w:t>
-      </w:r>
-      <w:r>
-        <w:t xml:space="preserve"> дополнительно примонтировать Origin-сертификат Cloudflare, чтобы Caddy отдавал </w:t>
-      </w:r>
-      <w:r>
-        <w:rPr>
-          <w:rFonts w:ascii="Consolas" w:hAnsi="Consolas"/>
-          <w:color w:val="6B3A1F"/>
-          <w:sz w:val="20"/>
-        </w:rPr>
-        <w:t>:443</w:t>
+        <w:t>https://ваш-домен/admin/login</w:t>
       </w:r>
       <w:r>
         <w:t>.</w:t>
+      </w:r>
+    </w:p>
+    <w:p>
+      <w:r>
+        <w:t>---</w:t>
       </w:r>
     </w:p>
     <w:p>
@@ -2744,12 +2756,12 @@
         <w:pStyle w:val="Heading1"/>
       </w:pPr>
       <w:r>
-        <w:t>Шаг 7. Инициализация</w:t>
+        <w:t>Часть 10 (необязательно). Определение страны по IP (MaxMind)</w:t>
       </w:r>
     </w:p>
     <w:p>
       <w:r>
-        <w:t>Задать пару compose один раз (для direct):</w:t>
+        <w:t>Чтобы трекер знал страну/город/оператора посетителя (для гео-правил), нужны бесплатные базы MaxMind.</w:t>
       </w:r>
     </w:p>
     <w:p>
@@ -2758,121 +2770,12 @@
       </w:pPr>
       <w:r>
         <w:rPr>
-          <w:rFonts w:ascii="Consolas" w:hAnsi="Consolas"/>
-          <w:sz w:val="18"/>
-        </w:rPr>
-        <w:t>DC="docker compose -f docker-compose.yml -f docker-compose.prod.direct.yml"</w:t>
-      </w:r>
-    </w:p>
-    <w:p>
-      <w:pPr>
-        <w:ind w:left="283"/>
-      </w:pPr>
-      <w:r>
-        <w:rPr>
-          <w:rFonts w:ascii="Consolas" w:hAnsi="Consolas"/>
-          <w:sz w:val="18"/>
-        </w:rPr>
-        <w:t># для cf: DC="docker compose -f docker-compose.yml -f docker-compose.prod.cf.yml"</w:t>
-      </w:r>
-    </w:p>
-    <w:p>
-      <w:r>
-        <w:t>Затем по порядку:</w:t>
-      </w:r>
-    </w:p>
-    <w:p>
-      <w:pPr>
-        <w:ind w:left="283"/>
-      </w:pPr>
-      <w:r>
-        <w:rPr>
-          <w:rFonts w:ascii="Consolas" w:hAnsi="Consolas"/>
-          <w:sz w:val="18"/>
-        </w:rPr>
-        <w:t># 1. Схема БД</w:t>
-      </w:r>
-    </w:p>
-    <w:p>
-      <w:pPr>
-        <w:ind w:left="283"/>
-      </w:pPr>
-      <w:r>
-        <w:rPr>
-          <w:rFonts w:ascii="Consolas" w:hAnsi="Consolas"/>
-          <w:sz w:val="18"/>
-        </w:rPr>
-        <w:t>$DC run --rm --entrypoint="" app vendor/bin/phinx migrate -c phinx.php</w:t>
-      </w:r>
-    </w:p>
-    <w:p>
-      <w:pPr>
-        <w:ind w:left="283"/>
-      </w:pPr>
-      <w:r>
-        <w:rPr>
-          <w:rFonts w:ascii="Consolas" w:hAnsi="Consolas"/>
-          <w:sz w:val="18"/>
-        </w:rPr>
-        <w:t># 2. Партиции (иначе первый же клик/пиксель отдаст 500 — таблицы stats.* партиционированы по месяцам)</w:t>
-      </w:r>
-    </w:p>
-    <w:p>
-      <w:pPr>
-        <w:ind w:left="283"/>
-      </w:pPr>
-      <w:r>
-        <w:rPr>
-          <w:rFonts w:ascii="Consolas" w:hAnsi="Consolas"/>
-          <w:sz w:val="18"/>
-        </w:rPr>
-        <w:t>$DC exec app php bin/console partitions:rotate</w:t>
-      </w:r>
-    </w:p>
-    <w:p>
-      <w:pPr>
-        <w:ind w:left="283"/>
-      </w:pPr>
-      <w:r>
-        <w:rPr>
-          <w:rFonts w:ascii="Consolas" w:hAnsi="Consolas"/>
-          <w:sz w:val="18"/>
-        </w:rPr>
-        <w:t># 3. Первый админ (читает ADMIN_LOGIN/ADMIN_PASSWORD из .env, только первый раз)</w:t>
-      </w:r>
-    </w:p>
-    <w:p>
-      <w:pPr>
-        <w:ind w:left="283"/>
-      </w:pPr>
-      <w:r>
-        <w:rPr>
-          <w:rFonts w:ascii="Consolas" w:hAnsi="Consolas"/>
-          <w:sz w:val="18"/>
-        </w:rPr>
-        <w:t>$DC exec app php bin/console admin:init</w:t>
-      </w:r>
-    </w:p>
-    <w:p>
-      <w:pPr>
-        <w:pStyle w:val="Heading1"/>
-      </w:pPr>
-      <w:r>
-        <w:t>Шаг 8. GeoIP (опционально, для гео-таргетинга)</w:t>
-      </w:r>
-    </w:p>
-    <w:p>
-      <w:pPr>
-        <w:ind w:left="283"/>
-      </w:pPr>
-      <w:r>
-        <w:rPr>
           <w:b/>
         </w:rPr>
         <w:t xml:space="preserve">1. </w:t>
       </w:r>
       <w:r>
-        <w:t xml:space="preserve">Зарегистрироваться на MaxMind, создать License Key, вписать </w:t>
+        <w:t xml:space="preserve">Зарегистрируйтесь на maxmind.com, создайте «License Key», впишите </w:t>
       </w:r>
       <w:r>
         <w:rPr>
@@ -2883,7 +2786,12 @@
         <w:t>MAXMIND_ACCOUNT_ID</w:t>
       </w:r>
       <w:r>
-        <w:t xml:space="preserve"> / </w:t>
+        <w:t xml:space="preserve"> и</w:t>
+      </w:r>
+    </w:p>
+    <w:p>
+      <w:r>
+        <w:t xml:space="preserve">   </w:t>
       </w:r>
       <w:r>
         <w:rPr>
@@ -2919,7 +2827,7 @@
         <w:t xml:space="preserve">2. </w:t>
       </w:r>
       <w:r>
-        <w:t>Скачать базы (работает в любом режиме):</w:t>
+        <w:t>Скачайте базы (работает в любом режиме):</w:t>
       </w:r>
     </w:p>
     <w:p>
@@ -2943,7 +2851,7 @@
           <w:rFonts w:ascii="Consolas" w:hAnsi="Consolas"/>
           <w:sz w:val="18"/>
         </w:rPr>
-        <w:t xml:space="preserve">  -e GEOIPUPDATE_ACCOUNT_ID="&lt;id&gt;" \</w:t>
+        <w:t xml:space="preserve">  -e GEOIPUPDATE_ACCOUNT_ID="ВАШ_ID" \</w:t>
       </w:r>
     </w:p>
     <w:p>
@@ -2955,7 +2863,7 @@
           <w:rFonts w:ascii="Consolas" w:hAnsi="Consolas"/>
           <w:sz w:val="18"/>
         </w:rPr>
-        <w:t xml:space="preserve">  -e GEOIPUPDATE_LICENSE_KEY="&lt;key&gt;" \</w:t>
+        <w:t xml:space="preserve">  -e GEOIPUPDATE_LICENSE_KEY="ВАШ_КЛЮЧ" \</w:t>
       </w:r>
     </w:p>
     <w:p>
@@ -3003,7 +2911,7 @@
           <w:rFonts w:ascii="Consolas" w:hAnsi="Consolas"/>
           <w:sz w:val="18"/>
         </w:rPr>
-        <w:t>ls geoip-data/        # ожидаем три .mmdb файла</w:t>
+        <w:t>ls geoip-data/        # должно появиться три файла .mmdb</w:t>
       </w:r>
     </w:p>
     <w:p>
@@ -3015,12 +2923,17 @@
           <w:rFonts w:ascii="Consolas" w:hAnsi="Consolas"/>
           <w:sz w:val="18"/>
         </w:rPr>
-        <w:t>$DC restart app       # приложение открывает базы при старте</w:t>
+        <w:t>$DC restart app       # чтобы трекер подхватил базы</w:t>
       </w:r>
     </w:p>
     <w:p>
       <w:r>
-        <w:t>Без баз гео-фильтры просто не срабатывают (это штатно, не ошибка).</w:t>
+        <w:t>Дальше базы обновляются сами раз в сутки. Без баз гео-фильтры просто не срабатывают — это не ошибка.</w:t>
+      </w:r>
+    </w:p>
+    <w:p>
+      <w:r>
+        <w:t>---</w:t>
       </w:r>
     </w:p>
     <w:p>
@@ -3028,12 +2941,12 @@
         <w:pStyle w:val="Heading1"/>
       </w:pPr>
       <w:r>
-        <w:t>Шаг 9. Telegram (опционально)</w:t>
+        <w:t>Часть 11 (необязательно). Уведомления в Telegram</w:t>
       </w:r>
     </w:p>
     <w:p>
       <w:r>
-        <w:t>Уведомления не обязательны — без токена трекер работает как есть, ничего не шлётся, на скорость не влияет (уходят через очередь, посетителей/постбеки не тормозят).</w:t>
+        <w:t>Если не нужно — пропустите, на работу трекера это не влияет.</w:t>
       </w:r>
     </w:p>
     <w:p>
@@ -3047,7 +2960,16 @@
         <w:t xml:space="preserve">1. </w:t>
       </w:r>
       <w:r>
-        <w:t>Создать бота у @BotFather, скопировать токен.</w:t>
+        <w:t xml:space="preserve">Напишите боту </w:t>
+      </w:r>
+      <w:r>
+        <w:rPr>
+          <w:b/>
+        </w:rPr>
+        <w:t>@BotFather</w:t>
+      </w:r>
+      <w:r>
+        <w:t xml:space="preserve"> в Telegram, создайте бота, скопируйте его токен.</w:t>
       </w:r>
     </w:p>
     <w:p>
@@ -3061,7 +2983,16 @@
         <w:t xml:space="preserve">2. </w:t>
       </w:r>
       <w:r>
-        <w:t>Узнать chat_id (переслать сообщение боту @userinfobot).</w:t>
+        <w:t xml:space="preserve">Узнайте свой chat_id: перешлите любое сообщение боту </w:t>
+      </w:r>
+      <w:r>
+        <w:rPr>
+          <w:b/>
+        </w:rPr>
+        <w:t>@userinfobot</w:t>
+      </w:r>
+      <w:r>
+        <w:t>, он ответит числом.</w:t>
       </w:r>
     </w:p>
     <w:p>
@@ -3075,7 +3006,7 @@
         <w:t xml:space="preserve">3. </w:t>
       </w:r>
       <w:r>
-        <w:t xml:space="preserve">Вписать </w:t>
+        <w:t xml:space="preserve">Впишите </w:t>
       </w:r>
       <w:r>
         <w:rPr>
@@ -3108,7 +3039,7 @@
         <w:t>.env</w:t>
       </w:r>
       <w:r>
-        <w:t xml:space="preserve">, </w:t>
+        <w:t xml:space="preserve">, затем </w:t>
       </w:r>
       <w:r>
         <w:rPr>
@@ -3148,16 +3079,21 @@
       </w:r>
     </w:p>
     <w:p>
+      <w:r>
+        <w:t>---</w:t>
+      </w:r>
+    </w:p>
+    <w:p>
       <w:pPr>
         <w:pStyle w:val="Heading1"/>
       </w:pPr>
       <w:r>
-        <w:t>Шаг 10. Проверка (definition of done)</w:t>
+        <w:t>Часть 12. Финальная проверка (всё ли готово)</w:t>
       </w:r>
     </w:p>
     <w:p>
       <w:r>
-        <w:t>Должны пройти все:</w:t>
+        <w:t>Подставьте свой домен и выполните:</w:t>
       </w:r>
     </w:p>
     <w:p>
@@ -3169,7 +3105,7 @@
           <w:rFonts w:ascii="Consolas" w:hAnsi="Consolas"/>
           <w:sz w:val="18"/>
         </w:rPr>
-        <w:t>DOMAIN=&lt;ваш домен&gt;</w:t>
+        <w:t>DOMAIN=track.mysite.com</w:t>
       </w:r>
     </w:p>
     <w:p>
@@ -3181,7 +3117,6 @@
           <w:rFonts w:ascii="Consolas" w:hAnsi="Consolas"/>
           <w:sz w:val="18"/>
         </w:rPr>
-        <w:t>$DC ps                                                          # app/db/cron Up, app healthy</w:t>
       </w:r>
     </w:p>
     <w:p>
@@ -3193,7 +3128,7 @@
           <w:rFonts w:ascii="Consolas" w:hAnsi="Consolas"/>
           <w:sz w:val="18"/>
         </w:rPr>
-        <w:t>curl -sf "https://$DOMAIN/__health" -o /dev/null -w '%{http_code}\n'   # 200</w:t>
+        <w:t>$DC ps                                                              # app/db/cron — Up, app healthy</w:t>
       </w:r>
     </w:p>
     <w:p>
@@ -3205,7 +3140,7 @@
           <w:rFonts w:ascii="Consolas" w:hAnsi="Consolas"/>
           <w:sz w:val="18"/>
         </w:rPr>
-        <w:t>curl -sI "https://$DOMAIN/admin/login" | head -1                # HTTP/2 200</w:t>
+        <w:t>curl -sf "https://$DOMAIN/__health" -o /dev/null -w '%{http_code}\n' # должно быть 200</w:t>
       </w:r>
     </w:p>
     <w:p>
@@ -3217,7 +3152,56 @@
           <w:rFonts w:ascii="Consolas" w:hAnsi="Consolas"/>
           <w:sz w:val="18"/>
         </w:rPr>
-        <w:t>curl -s "https://$DOMAIN/admin/login" | grep -oE '/assets/app\.[a-z0-9]+\.css' | head -1   # есть путь = ассеты собраны</w:t>
+        <w:t>curl -sI "https://$DOMAIN/admin/login" | head -1                    # должно быть HTTP/2 200</w:t>
+      </w:r>
+    </w:p>
+    <w:p>
+      <w:r>
+        <w:rPr>
+          <w:b/>
+        </w:rPr>
+        <w:t>Что должно получиться:</w:t>
+      </w:r>
+      <w:r>
+        <w:t xml:space="preserve"> контейнеры живые, </w:t>
+      </w:r>
+      <w:r>
+        <w:rPr>
+          <w:rFonts w:ascii="Consolas" w:hAnsi="Consolas"/>
+          <w:color w:val="6B3A1F"/>
+          <w:sz w:val="20"/>
+        </w:rPr>
+        <w:t>/__health</w:t>
+      </w:r>
+      <w:r>
+        <w:t xml:space="preserve"> отдаёт </w:t>
+      </w:r>
+      <w:r>
+        <w:rPr>
+          <w:rFonts w:ascii="Consolas" w:hAnsi="Consolas"/>
+          <w:color w:val="6B3A1F"/>
+          <w:sz w:val="20"/>
+        </w:rPr>
+        <w:t>200</w:t>
+      </w:r>
+      <w:r>
+        <w:t>, страница входа открывается.</w:t>
+      </w:r>
+    </w:p>
+    <w:p>
+      <w:r>
+        <w:t>Замок HTTPS в браузере — зелёный/без ошибок.</w:t>
+      </w:r>
+    </w:p>
+    <w:p>
+      <w:r>
+        <w:rPr>
+          <w:b/>
+        </w:rPr>
+        <w:t>Заодно проверьте, что трекер закрыт от поисковиков</w:t>
+      </w:r>
+      <w:r>
+        <w:t xml:space="preserve"> (это уже настроено, просто убедитесь):</w:t>
       </w:r>
     </w:p>
     <w:p>
@@ -3229,12 +3213,24 @@
           <w:rFonts w:ascii="Consolas" w:hAnsi="Consolas"/>
           <w:sz w:val="18"/>
         </w:rPr>
-        <w:t>curl -sI "https://$DOMAIN/p.js" | head -1                       # 200, НЕ 404</w:t>
+        <w:t>curl -s "https://$DOMAIN/robots.txt"                                # покажет "Disallow: /"</w:t>
       </w:r>
     </w:p>
     <w:p>
-      <w:r>
-        <w:t xml:space="preserve">Если </w:t>
+      <w:pPr>
+        <w:ind w:left="283"/>
+      </w:pPr>
+      <w:r>
+        <w:rPr>
+          <w:rFonts w:ascii="Consolas" w:hAnsi="Consolas"/>
+          <w:sz w:val="18"/>
+        </w:rPr>
+        <w:t>curl -sI "https://$DOMAIN/admin/login" | grep -i x-robots           # покажет "noindex, nofollow..."</w:t>
+      </w:r>
+    </w:p>
+    <w:p>
+      <w:r>
+        <w:t xml:space="preserve">Домен трекера закрыт от индексации Google и других краулеров: </w:t>
       </w:r>
       <w:r>
         <w:rPr>
@@ -3242,10 +3238,15 @@
           <w:color w:val="6B3A1F"/>
           <w:sz w:val="20"/>
         </w:rPr>
-        <w:t>/p.js</w:t>
-      </w:r>
-      <w:r>
-        <w:t xml:space="preserve"> = 404 или админка без стилей — был запущен голый </w:t>
+        <w:t>robots.txt</w:t>
+      </w:r>
+      <w:r>
+        <w:t xml:space="preserve"> запрещает обход всего</w:t>
+      </w:r>
+    </w:p>
+    <w:p>
+      <w:r>
+        <w:t xml:space="preserve">домена, а на админку дополнительно отдаётся заголовок </w:t>
       </w:r>
       <w:r>
         <w:rPr>
@@ -3253,32 +3254,15 @@
           <w:color w:val="6B3A1F"/>
           <w:sz w:val="20"/>
         </w:rPr>
-        <w:t>docker compose up</w:t>
-      </w:r>
-      <w:r>
-        <w:t xml:space="preserve"> (см. шаг 6), сделать </w:t>
-      </w:r>
-      <w:r>
-        <w:rPr>
-          <w:rFonts w:ascii="Consolas" w:hAnsi="Consolas"/>
-          <w:color w:val="6B3A1F"/>
-          <w:sz w:val="20"/>
-        </w:rPr>
-        <w:t>make prod-down</w:t>
-      </w:r>
-      <w:r>
-        <w:t xml:space="preserve"> и </w:t>
-      </w:r>
-      <w:r>
-        <w:rPr>
-          <w:rFonts w:ascii="Consolas" w:hAnsi="Consolas"/>
-          <w:color w:val="6B3A1F"/>
-          <w:sz w:val="20"/>
-        </w:rPr>
-        <w:t>make prod-up-direct</w:t>
-      </w:r>
-      <w:r>
-        <w:t>.</w:t>
+        <w:t>noindex</w:t>
+      </w:r>
+      <w:r>
+        <w:t>. Отдельно ничего настраивать не надо.</w:t>
+      </w:r>
+    </w:p>
+    <w:p>
+      <w:r>
+        <w:t>---</w:t>
       </w:r>
     </w:p>
     <w:p>
@@ -3286,7 +3270,7 @@
         <w:pStyle w:val="Heading1"/>
       </w:pPr>
       <w:r>
-        <w:t>После установки</w:t>
+        <w:t>Часть 13. Что делать после установки</w:t>
       </w:r>
     </w:p>
     <w:p>
@@ -3294,29 +3278,16 @@
         <w:pStyle w:val="ListBullet"/>
       </w:pPr>
       <w:r>
-        <w:t xml:space="preserve">Сменить пароль админа в </w:t>
+        <w:t xml:space="preserve">Смените пароль администратора в </w:t>
       </w:r>
       <w:r>
         <w:rPr>
-          <w:rFonts w:ascii="Consolas" w:hAnsi="Consolas"/>
-          <w:color w:val="6B3A1F"/>
-          <w:sz w:val="20"/>
+          <w:b/>
         </w:rPr>
-        <w:t>/admin/settings</w:t>
-      </w:r>
-      <w:r>
-        <w:t xml:space="preserve"> (или </w:t>
-      </w:r>
-      <w:r>
-        <w:rPr>
-          <w:rFonts w:ascii="Consolas" w:hAnsi="Consolas"/>
-          <w:color w:val="6B3A1F"/>
-          <w:sz w:val="20"/>
-        </w:rPr>
-        <w:t>$DC exec app php bin/console admin:set-password admin &lt;новый&gt;</w:t>
-      </w:r>
-      <w:r>
-        <w:t>).</w:t>
+        <w:t>`/admin/settings`</w:t>
+      </w:r>
+      <w:r>
+        <w:t xml:space="preserve"> (первый пароль был сгенерирован автоматически).</w:t>
       </w:r>
     </w:p>
     <w:p>
@@ -3324,7 +3295,7 @@
         <w:pStyle w:val="ListBullet"/>
       </w:pPr>
       <w:r>
-        <w:t>Создать первую кампанию/оффер/поток — порядок в инструкции оператора (</w:t>
+        <w:t>Начните настройку кампаний/офферов — по инструкции оператора (</w:t>
       </w:r>
       <w:r>
         <w:rPr>
@@ -3335,7 +3306,12 @@
         <w:t>AffMoment-TDS-инструкция.docx</w:t>
       </w:r>
       <w:r>
-        <w:t>).</w:t>
+        <w:t>),</w:t>
+      </w:r>
+    </w:p>
+    <w:p>
+      <w:r>
+        <w:t xml:space="preserve">  там всё по шагам.</w:t>
       </w:r>
     </w:p>
     <w:p>
@@ -3343,7 +3319,7 @@
         <w:pStyle w:val="ListBullet"/>
       </w:pPr>
       <w:r>
-        <w:t xml:space="preserve">Направить трафик-домен на сервер; движок отвечает на </w:t>
+        <w:t xml:space="preserve">Направьте трафик на адрес кампании: движок отвечает по адресу </w:t>
       </w:r>
       <w:r>
         <w:rPr>
@@ -3351,7 +3327,7 @@
           <w:color w:val="6B3A1F"/>
           <w:sz w:val="20"/>
         </w:rPr>
-        <w:t>/&lt;slug-кампании&gt;</w:t>
+        <w:t>https://ваш-домен/&lt;slug-кампании&gt;</w:t>
       </w:r>
       <w:r>
         <w:t>.</w:t>
@@ -3362,7 +3338,7 @@
         <w:pStyle w:val="ListBullet"/>
       </w:pPr>
       <w:r>
-        <w:t xml:space="preserve">Бэкапы: </w:t>
+        <w:t xml:space="preserve">Бэкапы делаются автоматически каждую ночь и лежат в </w:t>
       </w:r>
       <w:r>
         <w:rPr>
@@ -3373,7 +3349,12 @@
         <w:t>./var/backups/</w:t>
       </w:r>
       <w:r>
-        <w:t xml:space="preserve"> на хосте, ежедневный cron, хранятся последние 7. Восстановление: </w:t>
+        <w:t xml:space="preserve"> на сервере. Восстановление</w:t>
+      </w:r>
+    </w:p>
+    <w:p>
+      <w:r>
+        <w:t xml:space="preserve">  из бэкапа: </w:t>
       </w:r>
       <w:r>
         <w:rPr>
@@ -3381,10 +3362,15 @@
           <w:color w:val="6B3A1F"/>
           <w:sz w:val="20"/>
         </w:rPr>
-        <w:t>$DC exec app php bin/console db:restore &lt;файл&gt;.dump yes</w:t>
+        <w:t>$DC exec app php bin/console db:restore ИМЯ_ФАЙЛА.dump yes</w:t>
       </w:r>
       <w:r>
         <w:t>.</w:t>
+      </w:r>
+    </w:p>
+    <w:p>
+      <w:r>
+        <w:t>---</w:t>
       </w:r>
     </w:p>
     <w:p>
@@ -3392,7 +3378,7 @@
         <w:pStyle w:val="Heading1"/>
       </w:pPr>
       <w:r>
-        <w:t>Типовые проблемы</w:t>
+        <w:t>Часть 14. Если что-то пошло не так</w:t>
       </w:r>
     </w:p>
     <w:tbl>
@@ -3422,7 +3408,7 @@
               <w:rPr>
                 <w:b/>
               </w:rPr>
-              <w:t>Симптом</w:t>
+              <w:t>Что видите</w:t>
             </w:r>
           </w:p>
         </w:tc>
@@ -3440,7 +3426,7 @@
               <w:rPr>
                 <w:b/>
               </w:rPr>
-              <w:t>Причина</w:t>
+              <w:t>В чём причина</w:t>
             </w:r>
           </w:p>
         </w:tc>
@@ -3478,21 +3464,7 @@
               <w:rPr>
                 <w:sz w:val="18"/>
               </w:rPr>
-              <w:t xml:space="preserve">Админка без стилей, </w:t>
-            </w:r>
-            <w:r>
-              <w:rPr>
-                <w:rFonts w:ascii="Consolas" w:hAnsi="Consolas"/>
-                <w:color w:val="6B3A1F"/>
-                <w:sz w:val="18"/>
-              </w:rPr>
-              <w:t>/p.js</w:t>
-            </w:r>
-            <w:r>
-              <w:rPr>
-                <w:sz w:val="18"/>
-              </w:rPr>
-              <w:t xml:space="preserve"> = 404</w:t>
+              <w:t>Админка без оформления, пиксель не грузится</w:t>
             </w:r>
           </w:p>
         </w:tc>
@@ -3510,7 +3482,7 @@
               <w:rPr>
                 <w:sz w:val="18"/>
               </w:rPr>
-              <w:t xml:space="preserve">Запущен голый </w:t>
+              <w:t xml:space="preserve">Запустили голый </w:t>
             </w:r>
             <w:r>
               <w:rPr>
@@ -3524,7 +3496,15 @@
               <w:rPr>
                 <w:sz w:val="18"/>
               </w:rPr>
-              <w:t>, override спрятал ассеты</w:t>
+              <w:t xml:space="preserve"> вместо </w:t>
+            </w:r>
+            <w:r>
+              <w:rPr>
+                <w:rFonts w:ascii="Consolas" w:hAnsi="Consolas"/>
+                <w:color w:val="6B3A1F"/>
+                <w:sz w:val="18"/>
+              </w:rPr>
+              <w:t>make prod-up-*</w:t>
             </w:r>
           </w:p>
         </w:tc>
@@ -3560,20 +3540,6 @@
               </w:rPr>
               <w:t>make prod-up-direct</w:t>
             </w:r>
-            <w:r>
-              <w:rPr>
-                <w:sz w:val="18"/>
-              </w:rPr>
-              <w:t>/</w:t>
-            </w:r>
-            <w:r>
-              <w:rPr>
-                <w:rFonts w:ascii="Consolas" w:hAnsi="Consolas"/>
-                <w:color w:val="6B3A1F"/>
-                <w:sz w:val="18"/>
-              </w:rPr>
-              <w:t>make prod-up-cf</w:t>
-            </w:r>
           </w:p>
         </w:tc>
       </w:tr>
@@ -3606,7 +3572,7 @@
               <w:rPr>
                 <w:sz w:val="18"/>
               </w:rPr>
-              <w:t xml:space="preserve"> в цикле рестартов</w:t>
+              <w:t xml:space="preserve"> постоянно перезапускается</w:t>
             </w:r>
           </w:p>
         </w:tc>
@@ -3624,7 +3590,7 @@
               <w:rPr>
                 <w:sz w:val="18"/>
               </w:rPr>
-              <w:t xml:space="preserve">Ошибка bootstrap воркера (плохое значение в </w:t>
+              <w:t xml:space="preserve">Ошибка в </w:t>
             </w:r>
             <w:r>
               <w:rPr>
@@ -3638,7 +3604,7 @@
               <w:rPr>
                 <w:sz w:val="18"/>
               </w:rPr>
-              <w:t>, не прошла миграция)</w:t>
+              <w:t xml:space="preserve"> или не прошли миграции</w:t>
             </w:r>
           </w:p>
         </w:tc>
@@ -3664,21 +3630,7 @@
               <w:rPr>
                 <w:sz w:val="18"/>
               </w:rPr>
-              <w:t xml:space="preserve">; временно </w:t>
-            </w:r>
-            <w:r>
-              <w:rPr>
-                <w:rFonts w:ascii="Consolas" w:hAnsi="Consolas"/>
-                <w:color w:val="6B3A1F"/>
-                <w:sz w:val="18"/>
-              </w:rPr>
-              <w:t>FRANKENPHP_WORKER_MODE=0</w:t>
-            </w:r>
-            <w:r>
-              <w:rPr>
-                <w:sz w:val="18"/>
-              </w:rPr>
-              <w:t xml:space="preserve"> — увидеть реальную ошибку, починить, вернуть 1</w:t>
+              <w:t xml:space="preserve"> — увидите текст ошибки; частая причина — забыли шаг миграций (часть 9)</w:t>
             </w:r>
           </w:p>
         </w:tc>
@@ -3698,7 +3650,7 @@
               <w:rPr>
                 <w:sz w:val="18"/>
               </w:rPr>
-              <w:t>Let's Encrypt не выдаёт сертификат</w:t>
+              <w:t>HTTPS-сертификат не выдаётся</w:t>
             </w:r>
           </w:p>
         </w:tc>
@@ -3716,7 +3668,7 @@
               <w:rPr>
                 <w:sz w:val="18"/>
               </w:rPr>
-              <w:t>DNS не на этот сервер, либо порт 80 занят</w:t>
+              <w:t>Домен не смотрит на сервер, или занят порт 80</w:t>
             </w:r>
           </w:p>
         </w:tc>
@@ -3734,7 +3686,7 @@
               <w:rPr>
                 <w:sz w:val="18"/>
               </w:rPr>
-              <w:t>Перепроверить шаг 1; для ACME-челленджа Caddy нужен доступный :80</w:t>
+              <w:t>Перепроверьте часть 3; для выпуска сертификата порт 80 должен быть доступен из интернета</w:t>
             </w:r>
           </w:p>
         </w:tc>
@@ -3754,33 +3706,7 @@
               <w:rPr>
                 <w:sz w:val="18"/>
               </w:rPr>
-              <w:t>Ошибка авторизации БД</w:t>
-            </w:r>
-          </w:p>
-        </w:tc>
-        <w:tc>
-          <w:tcPr>
-            <w:tcW w:type="dxa" w:w="2880"/>
-          </w:tcPr>
-          <w:p>
-            <w:r>
-              <w:rPr>
-                <w:sz w:val="18"/>
-              </w:rPr>
-            </w:r>
-            <w:r>
-              <w:rPr>
-                <w:rFonts w:ascii="Consolas" w:hAnsi="Consolas"/>
-                <w:color w:val="6B3A1F"/>
-                <w:sz w:val="18"/>
-              </w:rPr>
-              <w:t>DB_PASSWORD</w:t>
-            </w:r>
-            <w:r>
-              <w:rPr>
-                <w:sz w:val="18"/>
-              </w:rPr>
-              <w:t xml:space="preserve"> сменили после инициализации тома</w:t>
+              <w:t>Ошибка входа в базу данных</w:t>
             </w:r>
           </w:p>
         </w:tc>
@@ -3798,7 +3724,39 @@
               <w:rPr>
                 <w:sz w:val="18"/>
               </w:rPr>
-              <w:t xml:space="preserve">Вернуть старый пароль, либо </w:t>
+              <w:t xml:space="preserve">Поменяли </w:t>
+            </w:r>
+            <w:r>
+              <w:rPr>
+                <w:rFonts w:ascii="Consolas" w:hAnsi="Consolas"/>
+                <w:color w:val="6B3A1F"/>
+                <w:sz w:val="18"/>
+              </w:rPr>
+              <w:t>DB_PASSWORD</w:t>
+            </w:r>
+            <w:r>
+              <w:rPr>
+                <w:sz w:val="18"/>
+              </w:rPr>
+              <w:t xml:space="preserve"> уже после первого запуска</w:t>
+            </w:r>
+          </w:p>
+        </w:tc>
+        <w:tc>
+          <w:tcPr>
+            <w:tcW w:type="dxa" w:w="2880"/>
+          </w:tcPr>
+          <w:p>
+            <w:r>
+              <w:rPr>
+                <w:sz w:val="18"/>
+              </w:rPr>
+            </w:r>
+            <w:r>
+              <w:rPr>
+                <w:sz w:val="18"/>
+              </w:rPr>
+              <w:t xml:space="preserve">Верните старый пароль, либо </w:t>
             </w:r>
             <w:r>
               <w:rPr>
@@ -3819,139 +3777,13 @@
                 <w:b/>
                 <w:sz w:val="18"/>
               </w:rPr>
-              <w:t>УНИЧТОЖИТ данные</w:t>
+              <w:t>УДАЛИТ все данные</w:t>
             </w:r>
             <w:r>
               <w:rPr>
                 <w:sz w:val="18"/>
               </w:rPr>
-              <w:t>) и заново</w:t>
-            </w:r>
-          </w:p>
-        </w:tc>
-      </w:tr>
-      <w:tr>
-        <w:tc>
-          <w:tcPr>
-            <w:tcW w:type="dxa" w:w="2880"/>
-          </w:tcPr>
-          <w:p>
-            <w:r>
-              <w:rPr>
-                <w:sz w:val="18"/>
-              </w:rPr>
-            </w:r>
-            <w:r>
-              <w:rPr>
-                <w:sz w:val="18"/>
-              </w:rPr>
-              <w:t>IP посетителя = IP прокси</w:t>
-            </w:r>
-          </w:p>
-        </w:tc>
-        <w:tc>
-          <w:tcPr>
-            <w:tcW w:type="dxa" w:w="2880"/>
-          </w:tcPr>
-          <w:p>
-            <w:r>
-              <w:rPr>
-                <w:sz w:val="18"/>
-              </w:rPr>
-            </w:r>
-            <w:r>
-              <w:rPr>
-                <w:sz w:val="18"/>
-              </w:rPr>
-              <w:t xml:space="preserve">Не тот </w:t>
-            </w:r>
-            <w:r>
-              <w:rPr>
-                <w:rFonts w:ascii="Consolas" w:hAnsi="Consolas"/>
-                <w:color w:val="6B3A1F"/>
-                <w:sz w:val="18"/>
-              </w:rPr>
-              <w:t>DEPLOY_MODE</w:t>
-            </w:r>
-            <w:r>
-              <w:rPr>
-                <w:sz w:val="18"/>
-              </w:rPr>
-              <w:t xml:space="preserve">, или свой прокси не в </w:t>
-            </w:r>
-            <w:r>
-              <w:rPr>
-                <w:rFonts w:ascii="Consolas" w:hAnsi="Consolas"/>
-                <w:color w:val="6B3A1F"/>
-                <w:sz w:val="18"/>
-              </w:rPr>
-              <w:t>TRUSTED_PROXIES</w:t>
-            </w:r>
-            <w:r>
-              <w:rPr>
-                <w:sz w:val="18"/>
-              </w:rPr>
-              <w:t xml:space="preserve"> (direct)</w:t>
-            </w:r>
-          </w:p>
-        </w:tc>
-        <w:tc>
-          <w:tcPr>
-            <w:tcW w:type="dxa" w:w="2880"/>
-          </w:tcPr>
-          <w:p>
-            <w:r>
-              <w:rPr>
-                <w:sz w:val="18"/>
-              </w:rPr>
-            </w:r>
-            <w:r>
-              <w:rPr>
-                <w:sz w:val="18"/>
-              </w:rPr>
-              <w:t xml:space="preserve">Поставить </w:t>
-            </w:r>
-            <w:r>
-              <w:rPr>
-                <w:rFonts w:ascii="Consolas" w:hAnsi="Consolas"/>
-                <w:color w:val="6B3A1F"/>
-                <w:sz w:val="18"/>
-              </w:rPr>
-              <w:t>cf_flex</w:t>
-            </w:r>
-            <w:r>
-              <w:rPr>
-                <w:sz w:val="18"/>
-              </w:rPr>
-              <w:t>/</w:t>
-            </w:r>
-            <w:r>
-              <w:rPr>
-                <w:rFonts w:ascii="Consolas" w:hAnsi="Consolas"/>
-                <w:color w:val="6B3A1F"/>
-                <w:sz w:val="18"/>
-              </w:rPr>
-              <w:t>cf_full</w:t>
-            </w:r>
-            <w:r>
-              <w:rPr>
-                <w:sz w:val="18"/>
-              </w:rPr>
-              <w:t xml:space="preserve">, либо добавить IP прокси в </w:t>
-            </w:r>
-            <w:r>
-              <w:rPr>
-                <w:rFonts w:ascii="Consolas" w:hAnsi="Consolas"/>
-                <w:color w:val="6B3A1F"/>
-                <w:sz w:val="18"/>
-              </w:rPr>
-              <w:t>TRUSTED_PROXIES</w:t>
-            </w:r>
-            <w:r>
-              <w:rPr>
-                <w:sz w:val="18"/>
-              </w:rPr>
-              <w:t>, перезапустить</w:t>
+              <w:t>) и начните заново</w:t>
             </w:r>
           </w:p>
         </w:tc>
@@ -3989,21 +3821,7 @@
               <w:rPr>
                 <w:sz w:val="18"/>
               </w:rPr>
-              <w:t xml:space="preserve">Нет </w:t>
-            </w:r>
-            <w:r>
-              <w:rPr>
-                <w:rFonts w:ascii="Consolas" w:hAnsi="Consolas"/>
-                <w:color w:val="6B3A1F"/>
-                <w:sz w:val="18"/>
-              </w:rPr>
-              <w:t>.mmdb</w:t>
-            </w:r>
-            <w:r>
-              <w:rPr>
-                <w:sz w:val="18"/>
-              </w:rPr>
-              <w:t xml:space="preserve"> баз</w:t>
+              <w:t>Не скачаны базы MaxMind</w:t>
             </w:r>
           </w:p>
         </w:tc>
@@ -4021,21 +3839,7 @@
               <w:rPr>
                 <w:sz w:val="18"/>
               </w:rPr>
-              <w:t xml:space="preserve">Выполнить </w:t>
-            </w:r>
-            <w:r>
-              <w:rPr>
-                <w:rFonts w:ascii="Consolas" w:hAnsi="Consolas"/>
-                <w:color w:val="6B3A1F"/>
-                <w:sz w:val="18"/>
-              </w:rPr>
-              <w:t>docker run … geoipupdate</w:t>
-            </w:r>
-            <w:r>
-              <w:rPr>
-                <w:sz w:val="18"/>
-              </w:rPr>
-              <w:t xml:space="preserve"> (шаг 8), перезапустить </w:t>
+              <w:t xml:space="preserve">Выполните команду из части 10 и перезапустите </w:t>
             </w:r>
             <w:r>
               <w:rPr>
@@ -4044,6 +3848,84 @@
                 <w:sz w:val="18"/>
               </w:rPr>
               <w:t>app</w:t>
+            </w:r>
+          </w:p>
+        </w:tc>
+      </w:tr>
+      <w:tr>
+        <w:tc>
+          <w:tcPr>
+            <w:tcW w:type="dxa" w:w="2880"/>
+          </w:tcPr>
+          <w:p>
+            <w:r>
+              <w:rPr>
+                <w:sz w:val="18"/>
+              </w:rPr>
+            </w:r>
+            <w:r>
+              <w:rPr>
+                <w:sz w:val="18"/>
+              </w:rPr>
+              <w:t>Посетители все с одинаковым IP</w:t>
+            </w:r>
+          </w:p>
+        </w:tc>
+        <w:tc>
+          <w:tcPr>
+            <w:tcW w:type="dxa" w:w="2880"/>
+          </w:tcPr>
+          <w:p>
+            <w:r>
+              <w:rPr>
+                <w:sz w:val="18"/>
+              </w:rPr>
+            </w:r>
+            <w:r>
+              <w:rPr>
+                <w:sz w:val="18"/>
+              </w:rPr>
+              <w:t xml:space="preserve">Перед трекером стоит ваш прокси, не указанный в </w:t>
+            </w:r>
+            <w:r>
+              <w:rPr>
+                <w:rFonts w:ascii="Consolas" w:hAnsi="Consolas"/>
+                <w:color w:val="6B3A1F"/>
+                <w:sz w:val="18"/>
+              </w:rPr>
+              <w:t>TRUSTED_PROXIES</w:t>
+            </w:r>
+          </w:p>
+        </w:tc>
+        <w:tc>
+          <w:tcPr>
+            <w:tcW w:type="dxa" w:w="2880"/>
+          </w:tcPr>
+          <w:p>
+            <w:r>
+              <w:rPr>
+                <w:sz w:val="18"/>
+              </w:rPr>
+            </w:r>
+            <w:r>
+              <w:rPr>
+                <w:sz w:val="18"/>
+              </w:rPr>
+              <w:t xml:space="preserve">Впишите IP прокси в </w:t>
+            </w:r>
+            <w:r>
+              <w:rPr>
+                <w:rFonts w:ascii="Consolas" w:hAnsi="Consolas"/>
+                <w:color w:val="6B3A1F"/>
+                <w:sz w:val="18"/>
+              </w:rPr>
+              <w:t>TRUSTED_PROXIES</w:t>
+            </w:r>
+            <w:r>
+              <w:rPr>
+                <w:sz w:val="18"/>
+              </w:rPr>
+              <w:t>, перезапустите; либо используйте режим Cloudflare</w:t>
             </w:r>
           </w:p>
         </w:tc>
